--- a/tests/corpus_v2/docs/sale_0008.docx
+++ b/tests/corpus_v2/docs/sale_0008.docx
@@ -21,7 +21,13 @@
         <w:rPr>
           <w:b/>
         </w:rPr>
-        <w:t xml:space="preserve">№ 98/2024-К</w:t>
+        <w:t xml:space="preserve">№ </w:t>
+      </w:r>
+      <w:r>
+        <w:rPr>
+          <w:b/>
+        </w:rPr>
+        <w:t xml:space="preserve">49/2024-К</w:t>
       </w:r>
     </w:p>
     <w:p/>
@@ -33,7 +39,7 @@
         <w:t xml:space="preserve">     </w:t>
       </w:r>
       <w:r>
-        <w:t xml:space="preserve">«19» ноября 2024 г.</w:t>
+        <w:t xml:space="preserve">19.11.2024</w:t>
       </w:r>
     </w:p>
     <w:p/>
@@ -108,10 +114,10 @@
         <w:t xml:space="preserve">, именуемая в дальнейшем «Покупатель»</w:t>
       </w:r>
       <w:r>
-        <w:t xml:space="preserve">, с другой стороны, совместно именуемые «Стороны», заключили настоящий </w:t>
-      </w:r>
-      <w:r>
-        <w:t xml:space="preserve">Договор № 12/2023-П</w:t>
+        <w:t xml:space="preserve">, с другой стороны, совместно именуемые «Стороны», заключили настоящий Договор № </w:t>
+      </w:r>
+      <w:r>
+        <w:t xml:space="preserve">21925/030-сс</w:t>
       </w:r>
       <w:r>
         <w:t xml:space="preserve"> (далее — Договор) о нижеследующем:</w:t>
@@ -158,7 +164,10 @@
         <w:t xml:space="preserve">Расчёты производятся через аккредитив, открываемый Покупателем. Сумма аккредитива: </w:t>
       </w:r>
       <w:r>
-        <w:t xml:space="preserve">не более 10 000 (Десяти тысяч) рублей</w:t>
+        <w:t xml:space="preserve">68000,6 (шестьдесят восемь тысяч) ₽</w:t>
+      </w:r>
+      <w:r>
+        <w:t xml:space="preserve">, НДС не облагается</w:t>
       </w:r>
       <w:r>
         <w:t xml:space="preserve">.</w:t>
@@ -178,7 +187,7 @@
         <w:t xml:space="preserve">2.1. Общая цена Договора: </w:t>
       </w:r>
       <w:r>
-        <w:t xml:space="preserve">Сорок пять миллионов семьдесят пять тысяч пятьдесят два рубля 00 копеек</w:t>
+        <w:t xml:space="preserve">____ руб. (_____)_____ коп., включая НДС ___ руб. (_____)_____ коп.</w:t>
       </w:r>
       <w:r>
         <w:t xml:space="preserve">.</w:t>
@@ -189,7 +198,7 @@
         <w:t xml:space="preserve">2.2. Налог: </w:t>
       </w:r>
       <w:r>
-        <w:t xml:space="preserve">1/130 ключевой ставки ЦБ РФ</w:t>
+        <w:t xml:space="preserve">7 (семь) процентов за каждый день просрочки</w:t>
       </w:r>
       <w:r>
         <w:t xml:space="preserve">.</w:t>
@@ -200,7 +209,7 @@
         <w:t xml:space="preserve">2.3. Срок оплаты — </w:t>
       </w:r>
       <w:r>
-        <w:t xml:space="preserve">7 рабочих дней</w:t>
+        <w:t xml:space="preserve">в течение 20 календарных дней</w:t>
       </w:r>
       <w:r>
         <w:t xml:space="preserve">.</w:t>
@@ -220,7 +229,7 @@
         <w:t xml:space="preserve">, артикул </w:t>
       </w:r>
       <w:r>
-        <w:t xml:space="preserve">RM-8796-96</w:t>
+        <w:t xml:space="preserve">RM-2190-16</w:t>
       </w:r>
       <w:r>
         <w:t xml:space="preserve">, код </w:t>
@@ -280,7 +289,19 @@
         <w:t xml:space="preserve">. Цена — </w:t>
       </w:r>
       <w:r>
-        <w:t xml:space="preserve">10 000 ₽</w:t>
+        <w:t xml:space="preserve">73 700 000,91 руб.</w:t>
+      </w:r>
+      <w:r>
+        <w:t xml:space="preserve">, включая НДС </w:t>
+      </w:r>
+      <w:r>
+        <w:t xml:space="preserve">22%</w:t>
+      </w:r>
+      <w:r>
+        <w:t xml:space="preserve"> в размере </w:t>
+      </w:r>
+      <w:r>
+        <w:t xml:space="preserve">Шестьдесят четыре миллиона рублей 5 коп.</w:t>
       </w:r>
       <w:r>
         <w:t xml:space="preserve">.</w:t>
@@ -300,7 +321,7 @@
         <w:t xml:space="preserve">3.1. Место исполнения обязательств: </w:t>
       </w:r>
       <w:r>
-        <w:t xml:space="preserve">620014, Московская обл., г. Екатеринбург, пер. Промышленная, вл. 37, стр. 5, пом. VII</w:t>
+        <w:t xml:space="preserve">344002, Свердловская обл., г. Ростов-на-Дону, проезд Ленина, вл. 47, стр. 4, пом. VII</w:t>
       </w:r>
       <w:r>
         <w:t xml:space="preserve">.</w:t>
@@ -317,7 +338,7 @@
         <w:t xml:space="preserve"> по телефону </w:t>
       </w:r>
       <w:r>
-        <w:t xml:space="preserve">+7 (846) 655-74-73</w:t>
+        <w:t xml:space="preserve">+7 (843) 462-46-23</w:t>
       </w:r>
       <w:r>
         <w:t xml:space="preserve">.</w:t>
@@ -328,7 +349,7 @@
         <w:t xml:space="preserve">3.3. Срок исполнения обязательств — </w:t>
       </w:r>
       <w:r>
-        <w:t xml:space="preserve">не позднее 21.11.2025</w:t>
+        <w:t xml:space="preserve">в течение 36 месяцев с даты подписания Сторонами акта сдачи-приемки оказанных услуг</w:t>
       </w:r>
       <w:r>
         <w:t xml:space="preserve">.</w:t>
@@ -359,13 +380,19 @@
         <w:t xml:space="preserve">Размер неустойки за нарушение сроков оплаты: </w:t>
       </w:r>
       <w:r>
-        <w:t xml:space="preserve">НДС 20%</w:t>
+        <w:t xml:space="preserve">0,1 (одна десятая процента) процента от общей суммы счета</w:t>
+      </w:r>
+      <w:r>
+        <w:t xml:space="preserve">, но не более </w:t>
+      </w:r>
+      <w:r>
+        <w:t xml:space="preserve">0,2 (две десятых процента) % от цены Договора</w:t>
       </w:r>
       <w:r>
         <w:t xml:space="preserve">. Предельный размер ответственности: </w:t>
       </w:r>
       <w:r>
-        <w:t xml:space="preserve">10 (десять) процентов</w:t>
+        <w:t xml:space="preserve">0,2 % годовых</w:t>
       </w:r>
       <w:r>
         <w:t xml:space="preserve">.</w:t>
@@ -387,7 +414,7 @@
         <w:t xml:space="preserve">Сторона, для которой создалась невозможность исполнения, обязана уведомить другую Сторону. Срок уведомления — </w:t>
       </w:r>
       <w:r>
-        <w:t xml:space="preserve">не более 24 месяцев с момента заключения кредитного договора</w:t>
+        <w:t xml:space="preserve">не позднее 27.08.2025</w:t>
       </w:r>
       <w:r>
         <w:t xml:space="preserve">.</w:t>
@@ -401,7 +428,7 @@
         <w:t xml:space="preserve">Все споры и разногласия решаются путём переговоров. Претензионный порядок обязателен, срок ответа на претензию — </w:t>
       </w:r>
       <w:r>
-        <w:t xml:space="preserve">в течение 15 банковских дней с даты подписания Сторонами акта сдачи-приемки оказанных услуг</w:t>
+        <w:t xml:space="preserve">в течение 60 (Шестидесяти) дней с момента поступления денежных средств на расчетный счет</w:t>
       </w:r>
       <w:r>
         <w:t xml:space="preserve">.</w:t>
@@ -438,7 +465,73 @@
         <w:t xml:space="preserve">Резервный e-mail: </w:t>
       </w:r>
       <w:r>
-        <w:t xml:space="preserve">ershovа@romashka.ru</w:t>
+        <w:t xml:space="preserve">ershovа@mail.ru</w:t>
+      </w:r>
+    </w:p>
+    <w:p/>
+    <w:p/>
+    <w:p>
+      <w:r>
+        <w:rPr>
+          <w:b/>
+        </w:rPr>
+        <w:t xml:space="preserve">9. КОНТРОЛЬНЫЕ ВЕЛИЧИНЫ</w:t>
+      </w:r>
+    </w:p>
+    <w:p>
+      <w:r>
+        <w:t xml:space="preserve">9.1. Контрольная запись: </w:t>
+      </w:r>
+      <w:r>
+        <w:rPr>
+          <w:b/>
+        </w:rPr>
+        <w:t xml:space="preserve">1/3</w:t>
+      </w:r>
+      <w:r>
+        <w:t xml:space="preserve">00 ключевой ставки ЦБ РФ от цены Договора</w:t>
+      </w:r>
+      <w:r>
+        <w:t xml:space="preserve">.</w:t>
+      </w:r>
+    </w:p>
+    <w:p>
+      <w:r>
+        <w:t xml:space="preserve">9.2. Контрольная запись: </w:t>
+      </w:r>
+      <w:r>
+        <w:rPr>
+          <w:b/>
+        </w:rPr>
+        <w:t xml:space="preserve">не позднее 10.04.20</w:t>
+      </w:r>
+      <w:r>
+        <w:t xml:space="preserve">26</w:t>
+      </w:r>
+      <w:r>
+        <w:t xml:space="preserve">.</w:t>
+      </w:r>
+    </w:p>
+    <w:p>
+      <w:r>
+        <w:t xml:space="preserve">9.3. Контрольная запись: </w:t>
+      </w:r>
+      <w:r>
+        <w:t xml:space="preserve">1/13</w:t>
+      </w:r>
+      <w:r>
+        <w:t xml:space="preserve">.</w:t>
+      </w:r>
+    </w:p>
+    <w:p>
+      <w:r>
+        <w:t xml:space="preserve">9.4. Контрольная запись: </w:t>
+      </w:r>
+      <w:r>
+        <w:t xml:space="preserve">не менее 623000 (Шестисот двадцати трёх тыся‍ч) ‍RUB</w:t>
+      </w:r>
+      <w:r>
+        <w:t xml:space="preserve">.</w:t>
       </w:r>
     </w:p>
     <w:p/>
@@ -498,7 +591,7 @@
               <w:t xml:space="preserve">Адрес регистрации: </w:t>
             </w:r>
             <w:r>
-              <w:t xml:space="preserve">443010, Краснодарский край, г. Самара, проезд Советская, вл. 87, стр. 4, пом. VII</w:t>
+              <w:t xml:space="preserve">614000, Ленинградская обл., г. Пермь, просп. Ленина, вл. 81, стр. 2, пом. VII</w:t>
             </w:r>
           </w:p>
           <w:p>
@@ -537,7 +630,7 @@
               <w:t xml:space="preserve">Тел.: </w:t>
             </w:r>
             <w:r>
-              <w:t xml:space="preserve">+7 (843) 571-93-12</w:t>
+              <w:t xml:space="preserve">+7 (846) 294-24-63</w:t>
             </w:r>
           </w:p>
           <w:p>
@@ -545,7 +638,7 @@
               <w:t xml:space="preserve">E-mail: </w:t>
             </w:r>
             <w:r>
-              <w:t xml:space="preserve">ershova@gmail.com</w:t>
+              <w:t xml:space="preserve">ershova@corp-tehno.ru</w:t>
             </w:r>
           </w:p>
           <w:p/>
@@ -602,7 +695,7 @@
               <w:t xml:space="preserve">Адрес регистрации: </w:t>
             </w:r>
             <w:r>
-              <w:t xml:space="preserve">420111, Краснодарский край, г. Казань, ул. Пушкина, вл. 54, стр. 3, пом. VII</w:t>
+              <w:t xml:space="preserve">420111, Новосибирская обл., г. Казань, бул. Советская, вл. 70, стр. 2, пом. VII</w:t>
             </w:r>
           </w:p>
           <w:p>
@@ -641,7 +734,7 @@
               <w:t xml:space="preserve">Тел.: </w:t>
             </w:r>
             <w:r>
-              <w:t xml:space="preserve">+7 (812) 342-15-69</w:t>
+              <w:t xml:space="preserve">+7 (843) 496-30-55</w:t>
             </w:r>
           </w:p>
           <w:p>
@@ -649,7 +742,7 @@
               <w:t xml:space="preserve">E-mail: </w:t>
             </w:r>
             <w:r>
-              <w:t xml:space="preserve">krylova@bk.ru</w:t>
+              <w:t xml:space="preserve">krylova@romashka.ru</w:t>
             </w:r>
           </w:p>
           <w:p/>
@@ -708,13 +801,13 @@
       <w:t xml:space="preserve">ИП Ершова И. А. · </w:t>
     </w:r>
     <w:r>
-      <w:t xml:space="preserve">+7 (383) 278-68-59</w:t>
+      <w:t xml:space="preserve">+7 (495) 266-98-79</w:t>
     </w:r>
     <w:r>
       <w:t xml:space="preserve"> · </w:t>
     </w:r>
     <w:r>
-      <w:t xml:space="preserve">ershova@yandex.ru</w:t>
+      <w:t xml:space="preserve">ershova@gmail.com</w:t>
     </w:r>
   </w:p>
 </w:hdr>

--- a/tests/corpus_v2/docs/sale_0008.docx
+++ b/tests/corpus_v2/docs/sale_0008.docx
@@ -517,7 +517,13 @@
         <w:t xml:space="preserve">9.3. Контрольная запись: </w:t>
       </w:r>
       <w:r>
-        <w:t xml:space="preserve">1/13</w:t>
+        <w:rPr>
+          <w:b/>
+        </w:rPr>
+        <w:t xml:space="preserve">1/1</w:t>
+      </w:r>
+      <w:r>
+        <w:t xml:space="preserve">3</w:t>
       </w:r>
       <w:r>
         <w:t xml:space="preserve">.</w:t>

--- a/tests/corpus_v2/docs/sale_0008.docx
+++ b/tests/corpus_v2/docs/sale_0008.docx
@@ -27,19 +27,19 @@
         <w:rPr>
           <w:b/>
         </w:rPr>
-        <w:t xml:space="preserve">49/2024-К</w:t>
-      </w:r>
-    </w:p>
-    <w:p/>
-    <w:p>
-      <w:r>
-        <w:t xml:space="preserve">г. Самара</w:t>
+        <w:t xml:space="preserve">59935/484-сс</w:t>
+      </w:r>
+    </w:p>
+    <w:p/>
+    <w:p>
+      <w:r>
+        <w:t xml:space="preserve">г. Ростов-на-Дону</w:t>
       </w:r>
       <w:r>
         <w:t xml:space="preserve">     </w:t>
       </w:r>
       <w:r>
-        <w:t xml:space="preserve">19.11.2024</w:t>
+        <w:t xml:space="preserve">19.10.2025</w:t>
       </w:r>
     </w:p>
     <w:p/>
@@ -117,7 +117,7 @@
         <w:t xml:space="preserve">, с другой стороны, совместно именуемые «Стороны», заключили настоящий Договор № </w:t>
       </w:r>
       <w:r>
-        <w:t xml:space="preserve">21925/030-сс</w:t>
+        <w:t xml:space="preserve">99Ф-48851/12-030Д</w:t>
       </w:r>
       <w:r>
         <w:t xml:space="preserve"> (далее — Договор) о нижеследующем:</w:t>
@@ -520,10 +520,10 @@
         <w:rPr>
           <w:b/>
         </w:rPr>
-        <w:t xml:space="preserve">1/1</w:t>
-      </w:r>
-      <w:r>
-        <w:t xml:space="preserve">3</w:t>
+        <w:t xml:space="preserve">5/20</w:t>
+      </w:r>
+      <w:r>
+        <w:t xml:space="preserve">25-П</w:t>
       </w:r>
       <w:r>
         <w:t xml:space="preserve">.</w:t>

--- a/tests/corpus_v2/docs/sale_0008.docx
+++ b/tests/corpus_v2/docs/sale_0008.docx
@@ -54,7 +54,7 @@
         <w:t xml:space="preserve">паспорт </w:t>
       </w:r>
       <w:r>
-        <w:t xml:space="preserve">40 02 553624</w:t>
+        <w:t xml:space="preserve">21 05 660035</w:t>
       </w:r>
       <w:r>
         <w:t xml:space="preserve">, выдан </w:t>
@@ -72,7 +72,7 @@
         <w:t xml:space="preserve">, код подразделения </w:t>
       </w:r>
       <w:r>
-        <w:t xml:space="preserve">631-632</w:t>
+        <w:t xml:space="preserve">541-631</w:t>
       </w:r>
       <w:r>
         <w:t xml:space="preserve">, именуемая в дальнейшем «Продавец»</w:t>
@@ -90,7 +90,7 @@
         <w:t xml:space="preserve">паспорт </w:t>
       </w:r>
       <w:r>
-        <w:t xml:space="preserve">98 17 395814</w:t>
+        <w:t xml:space="preserve">07 01 495217</w:t>
       </w:r>
       <w:r>
         <w:t xml:space="preserve">, выдан </w:t>
@@ -108,7 +108,7 @@
         <w:t xml:space="preserve">, код подразделения </w:t>
       </w:r>
       <w:r>
-        <w:t xml:space="preserve">587-862</w:t>
+        <w:t xml:space="preserve">862-520</w:t>
       </w:r>
       <w:r>
         <w:t xml:space="preserve">, именуемая в дальнейшем «Покупатель»</w:t>
@@ -286,10 +286,16 @@
         <w:t xml:space="preserve">МКАС при ТПП РФ</w:t>
       </w:r>
       <w:r>
+        <w:t xml:space="preserve">. Товар отгружается с сопроводительным документом паспорт качества № </w:t>
+      </w:r>
+      <w:r>
+        <w:t xml:space="preserve">91 19 746573</w:t>
+      </w:r>
+      <w:r>
         <w:t xml:space="preserve">. Цена — </w:t>
       </w:r>
       <w:r>
-        <w:t xml:space="preserve">73 700 000,91 руб.</w:t>
+        <w:t xml:space="preserve">64 000 000,67 руб.</w:t>
       </w:r>
       <w:r>
         <w:t xml:space="preserve">, включая НДС </w:t>
@@ -301,7 +307,7 @@
         <w:t xml:space="preserve"> в размере </w:t>
       </w:r>
       <w:r>
-        <w:t xml:space="preserve">Шестьдесят четыре миллиона рублей 5 коп.</w:t>
+        <w:t xml:space="preserve">Три миллиона триста тридцать тысяч рублей 5 коп.</w:t>
       </w:r>
       <w:r>
         <w:t xml:space="preserve">.</w:t>
@@ -321,7 +327,7 @@
         <w:t xml:space="preserve">3.1. Место исполнения обязательств: </w:t>
       </w:r>
       <w:r>
-        <w:t xml:space="preserve">344002, Свердловская обл., г. Ростов-на-Дону, проезд Ленина, вл. 47, стр. 4, пом. VII</w:t>
+        <w:t xml:space="preserve">143000, Свердловская обл., г. Одинцово, бул. Заречная, вл. 52, стр. 3, пом. VII</w:t>
       </w:r>
       <w:r>
         <w:t xml:space="preserve">.</w:t>
@@ -338,7 +344,7 @@
         <w:t xml:space="preserve"> по телефону </w:t>
       </w:r>
       <w:r>
-        <w:t xml:space="preserve">+7 (843) 462-46-23</w:t>
+        <w:t xml:space="preserve">+7 (812) 209-84-79</w:t>
       </w:r>
       <w:r>
         <w:t xml:space="preserve">.</w:t>
@@ -349,7 +355,7 @@
         <w:t xml:space="preserve">3.3. Срок исполнения обязательств — </w:t>
       </w:r>
       <w:r>
-        <w:t xml:space="preserve">в течение 36 месяцев с даты подписания Сторонами акта сдачи-приемки оказанных услуг</w:t>
+        <w:t xml:space="preserve">в течение 24 месяцев с даты подписания Сторонами акта сдачи-приемки оказанных услуг</w:t>
       </w:r>
       <w:r>
         <w:t xml:space="preserve">.</w:t>
@@ -414,7 +420,7 @@
         <w:t xml:space="preserve">Сторона, для которой создалась невозможность исполнения, обязана уведомить другую Сторону. Срок уведомления — </w:t>
       </w:r>
       <w:r>
-        <w:t xml:space="preserve">не позднее 27.08.2025</w:t>
+        <w:t xml:space="preserve">не позднее 21.11.2025</w:t>
       </w:r>
       <w:r>
         <w:t xml:space="preserve">.</w:t>
@@ -457,7 +463,7 @@
         <w:t xml:space="preserve">ИНН (дублирование): </w:t>
       </w:r>
       <w:r>
-        <w:t xml:space="preserve">228-296-234127</w:t>
+        <w:t xml:space="preserve">829-623-416897</w:t>
       </w:r>
     </w:p>
     <w:p>
@@ -605,7 +611,7 @@
               <w:t xml:space="preserve">Паспорт </w:t>
             </w:r>
             <w:r>
-              <w:t xml:space="preserve">40 02 553624</w:t>
+              <w:t xml:space="preserve">21 05 660035</w:t>
             </w:r>
             <w:r>
               <w:t xml:space="preserve">, выдан ОУФМС России по Тверской области в Заволжском р-не 20.01.2015</w:t>
@@ -614,7 +620,7 @@
               <w:t xml:space="preserve">, код подразделения </w:t>
             </w:r>
             <w:r>
-              <w:t xml:space="preserve">631-632</w:t>
+              <w:t xml:space="preserve">541-631</w:t>
             </w:r>
           </w:p>
           <w:p>
@@ -622,13 +628,13 @@
               <w:t xml:space="preserve">СНИЛС </w:t>
             </w:r>
             <w:r>
-              <w:t xml:space="preserve">684-983-340 67</w:t>
+              <w:t xml:space="preserve">498-334-040 19</w:t>
             </w:r>
             <w:r>
               <w:t xml:space="preserve"> ИНН </w:t>
             </w:r>
             <w:r>
-              <w:t xml:space="preserve">228296234127</w:t>
+              <w:t xml:space="preserve">829623416897</w:t>
             </w:r>
           </w:p>
           <w:p>
@@ -709,7 +715,7 @@
               <w:t xml:space="preserve">Паспорт </w:t>
             </w:r>
             <w:r>
-              <w:t xml:space="preserve">98 17 395814</w:t>
+              <w:t xml:space="preserve">07 01 495217</w:t>
             </w:r>
             <w:r>
               <w:t xml:space="preserve">, выдан ГУ МВД России по г. Москве 20.07.2011</w:t>
@@ -718,7 +724,7 @@
               <w:t xml:space="preserve">, код подразделения </w:t>
             </w:r>
             <w:r>
-              <w:t xml:space="preserve">587-862</w:t>
+              <w:t xml:space="preserve">862-520</w:t>
             </w:r>
           </w:p>
           <w:p>
@@ -726,13 +732,13 @@
               <w:t xml:space="preserve">СНИЛС </w:t>
             </w:r>
             <w:r>
-              <w:t xml:space="preserve">267-795-615 45</w:t>
+              <w:t xml:space="preserve">795-615-869 74</w:t>
             </w:r>
             <w:r>
               <w:t xml:space="preserve"> ИНН </w:t>
             </w:r>
             <w:r>
-              <w:t xml:space="preserve">007458484451</w:t>
+              <w:t xml:space="preserve">458484426740</w:t>
             </w:r>
           </w:p>
           <w:p>

--- a/tests/corpus_v2/docs/sale_0008.docx
+++ b/tests/corpus_v2/docs/sale_0008.docx
@@ -27,19 +27,19 @@
         <w:rPr>
           <w:b/>
         </w:rPr>
-        <w:t xml:space="preserve">59935/484-сс</w:t>
-      </w:r>
-    </w:p>
-    <w:p/>
-    <w:p>
-      <w:r>
-        <w:t xml:space="preserve">г. Ростов-на-Дону</w:t>
+        <w:t xml:space="preserve">86772/577-сс</w:t>
+      </w:r>
+    </w:p>
+    <w:p/>
+    <w:p>
+      <w:r>
+        <w:t xml:space="preserve">г. Пермь</w:t>
       </w:r>
       <w:r>
         <w:t xml:space="preserve">     </w:t>
       </w:r>
       <w:r>
-        <w:t xml:space="preserve">19.10.2025</w:t>
+        <w:t xml:space="preserve">25.06.2023</w:t>
       </w:r>
     </w:p>
     <w:p/>
@@ -60,19 +60,19 @@
         <w:t xml:space="preserve">, выдан </w:t>
       </w:r>
       <w:r>
-        <w:t xml:space="preserve">ОУФМС России по Тверской области в Заволжском р-не</w:t>
+        <w:t xml:space="preserve">ОВД «Тропарёво» г. Москвы</w:t>
       </w:r>
       <w:r>
         <w:t xml:space="preserve"> </w:t>
       </w:r>
       <w:r>
-        <w:t xml:space="preserve">20.01.2015</w:t>
+        <w:t xml:space="preserve">21.07.2008</w:t>
       </w:r>
       <w:r>
         <w:t xml:space="preserve">, код подразделения </w:t>
       </w:r>
       <w:r>
-        <w:t xml:space="preserve">541-631</w:t>
+        <w:t xml:space="preserve">632-378</w:t>
       </w:r>
       <w:r>
         <w:t xml:space="preserve">, именуемая в дальнейшем «Продавец»</w:t>
@@ -96,19 +96,19 @@
         <w:t xml:space="preserve">, выдан </w:t>
       </w:r>
       <w:r>
-        <w:t xml:space="preserve">ГУ МВД России по г. Москве</w:t>
+        <w:t xml:space="preserve">ТП № 2 ОУФМС России по Московской обл.</w:t>
       </w:r>
       <w:r>
         <w:t xml:space="preserve"> </w:t>
       </w:r>
       <w:r>
-        <w:t xml:space="preserve">20.07.2011</w:t>
+        <w:t xml:space="preserve">10.01.2013</w:t>
       </w:r>
       <w:r>
         <w:t xml:space="preserve">, код подразделения </w:t>
       </w:r>
       <w:r>
-        <w:t xml:space="preserve">862-520</w:t>
+        <w:t xml:space="preserve">640-213</w:t>
       </w:r>
       <w:r>
         <w:t xml:space="preserve">, именуемая в дальнейшем «Покупатель»</w:t>
@@ -117,7 +117,7 @@
         <w:t xml:space="preserve">, с другой стороны, совместно именуемые «Стороны», заключили настоящий Договор № </w:t>
       </w:r>
       <w:r>
-        <w:t xml:space="preserve">99Ф-48851/12-030Д</w:t>
+        <w:t xml:space="preserve">04Ф-07480/11-440Д</w:t>
       </w:r>
       <w:r>
         <w:t xml:space="preserve"> (далее — Договор) о нижеследующем:</w:t>
@@ -164,7 +164,7 @@
         <w:t xml:space="preserve">Расчёты производятся через аккредитив, открываемый Покупателем. Сумма аккредитива: </w:t>
       </w:r>
       <w:r>
-        <w:t xml:space="preserve">68000,6 (шестьдесят восемь тысяч) ₽</w:t>
+        <w:t xml:space="preserve">679000,5 (шестьсот семьдесят девять тысяч) ₽</w:t>
       </w:r>
       <w:r>
         <w:t xml:space="preserve">, НДС не облагается</w:t>
@@ -198,7 +198,7 @@
         <w:t xml:space="preserve">2.2. Налог: </w:t>
       </w:r>
       <w:r>
-        <w:t xml:space="preserve">7 (семь) процентов за каждый день просрочки</w:t>
+        <w:t xml:space="preserve">5 (пять) процентов за каждый день просрочки</w:t>
       </w:r>
       <w:r>
         <w:t xml:space="preserve">.</w:t>
@@ -209,7 +209,7 @@
         <w:t xml:space="preserve">2.3. Срок оплаты — </w:t>
       </w:r>
       <w:r>
-        <w:t xml:space="preserve">в течение 20 календарных дней</w:t>
+        <w:t xml:space="preserve">в течение 3 календарных дней</w:t>
       </w:r>
       <w:r>
         <w:t xml:space="preserve">.</w:t>
@@ -229,7 +229,7 @@
         <w:t xml:space="preserve">, артикул </w:t>
       </w:r>
       <w:r>
-        <w:t xml:space="preserve">RM-2190-16</w:t>
+        <w:t xml:space="preserve">RM-9597-50</w:t>
       </w:r>
       <w:r>
         <w:t xml:space="preserve">, код </w:t>
@@ -289,13 +289,49 @@
         <w:t xml:space="preserve">. Товар отгружается с сопроводительным документом паспорт качества № </w:t>
       </w:r>
       <w:r>
-        <w:t xml:space="preserve">91 19 746573</w:t>
+        <w:t xml:space="preserve">61 24 709399</w:t>
+      </w:r>
+      <w:r>
+        <w:t xml:space="preserve">. К партии приложен паспорт изделия № </w:t>
+      </w:r>
+      <w:r>
+        <w:t xml:space="preserve">02 12 522962</w:t>
+      </w:r>
+      <w:r>
+        <w:t xml:space="preserve">. Оборудование поставляется с паспортом транспортного средства № </w:t>
+      </w:r>
+      <w:r>
+        <w:t xml:space="preserve">52 13 371613</w:t>
+      </w:r>
+      <w:r>
+        <w:t xml:space="preserve">. Приёмка производится согласно техническому паспорту </w:t>
+      </w:r>
+      <w:r>
+        <w:t xml:space="preserve">37 04 608112</w:t>
+      </w:r>
+      <w:r>
+        <w:t xml:space="preserve">. СНИЛС не указан, номер заказа </w:t>
+      </w:r>
+      <w:r>
+        <w:t xml:space="preserve">744-556-517 63</w:t>
+      </w:r>
+      <w:r>
+        <w:t xml:space="preserve">. Дата рождения не проставлена, документ выдан </w:t>
+      </w:r>
+      <w:r>
+        <w:t xml:space="preserve">21.11.2024</w:t>
+      </w:r>
+      <w:r>
+        <w:t xml:space="preserve">. Код подразделения, см. артикул </w:t>
+      </w:r>
+      <w:r>
+        <w:t xml:space="preserve">811-617</w:t>
       </w:r>
       <w:r>
         <w:t xml:space="preserve">. Цена — </w:t>
       </w:r>
       <w:r>
-        <w:t xml:space="preserve">64 000 000,67 руб.</w:t>
+        <w:t xml:space="preserve">907 000,71 руб.</w:t>
       </w:r>
       <w:r>
         <w:t xml:space="preserve">, включая НДС </w:t>
@@ -307,7 +343,7 @@
         <w:t xml:space="preserve"> в размере </w:t>
       </w:r>
       <w:r>
-        <w:t xml:space="preserve">Три миллиона триста тридцать тысяч рублей 5 коп.</w:t>
+        <w:t xml:space="preserve">Восемьсот девяносто две тысячи рублей 0 коп.</w:t>
       </w:r>
       <w:r>
         <w:t xml:space="preserve">.</w:t>
@@ -327,7 +363,7 @@
         <w:t xml:space="preserve">3.1. Место исполнения обязательств: </w:t>
       </w:r>
       <w:r>
-        <w:t xml:space="preserve">143000, Свердловская обл., г. Одинцово, бул. Заречная, вл. 52, стр. 3, пом. VII</w:t>
+        <w:t xml:space="preserve">603000, Московская обл., г. Нижний Новгород, ул. Строителей, вл. 89, стр. 5, пом. VII</w:t>
       </w:r>
       <w:r>
         <w:t xml:space="preserve">.</w:t>
@@ -344,7 +380,7 @@
         <w:t xml:space="preserve"> по телефону </w:t>
       </w:r>
       <w:r>
-        <w:t xml:space="preserve">+7 (812) 209-84-79</w:t>
+        <w:t xml:space="preserve">+7 (495) 901-96-63</w:t>
       </w:r>
       <w:r>
         <w:t xml:space="preserve">.</w:t>
@@ -420,7 +456,7 @@
         <w:t xml:space="preserve">Сторона, для которой создалась невозможность исполнения, обязана уведомить другую Сторону. Срок уведомления — </w:t>
       </w:r>
       <w:r>
-        <w:t xml:space="preserve">не позднее 21.11.2025</w:t>
+        <w:t xml:space="preserve">не позднее 21.01.2025</w:t>
       </w:r>
       <w:r>
         <w:t xml:space="preserve">.</w:t>
@@ -434,7 +470,7 @@
         <w:t xml:space="preserve">Все споры и разногласия решаются путём переговоров. Претензионный порядок обязателен, срок ответа на претензию — </w:t>
       </w:r>
       <w:r>
-        <w:t xml:space="preserve">в течение 60 (Шестидесяти) дней с момента поступления денежных средств на расчетный счет</w:t>
+        <w:t xml:space="preserve">в течение 14 (Четырнадцати) дней с момента поступления денежных средств на расчетный счет</w:t>
       </w:r>
       <w:r>
         <w:t xml:space="preserve">.</w:t>
@@ -455,7 +491,7 @@
         <w:t xml:space="preserve">Расчётный счёт (дублирование): </w:t>
       </w:r>
       <w:r>
-        <w:t xml:space="preserve">4081 7810 6331 0146 2189</w:t>
+        <w:t xml:space="preserve">4081 7810 0310 1462 1897</w:t>
       </w:r>
     </w:p>
     <w:p>
@@ -463,7 +499,7 @@
         <w:t xml:space="preserve">ИНН (дублирование): </w:t>
       </w:r>
       <w:r>
-        <w:t xml:space="preserve">829-623-416897</w:t>
+        <w:t xml:space="preserve">962-341-684942</w:t>
       </w:r>
     </w:p>
     <w:p>
@@ -471,7 +507,7 @@
         <w:t xml:space="preserve">Резервный e-mail: </w:t>
       </w:r>
       <w:r>
-        <w:t xml:space="preserve">ershovа@mail.ru</w:t>
+        <w:t xml:space="preserve">ershovа@gmail.com</w:t>
       </w:r>
     </w:p>
     <w:p/>
@@ -509,10 +545,10 @@
         <w:rPr>
           <w:b/>
         </w:rPr>
-        <w:t xml:space="preserve">не позднее 10.04.20</w:t>
-      </w:r>
-      <w:r>
-        <w:t xml:space="preserve">26</w:t>
+        <w:t xml:space="preserve">не позднее 22.04.20</w:t>
+      </w:r>
+      <w:r>
+        <w:t xml:space="preserve">25</w:t>
       </w:r>
       <w:r>
         <w:t xml:space="preserve">.</w:t>
@@ -526,10 +562,10 @@
         <w:rPr>
           <w:b/>
         </w:rPr>
-        <w:t xml:space="preserve">5/20</w:t>
-      </w:r>
-      <w:r>
-        <w:t xml:space="preserve">25-П</w:t>
+        <w:t xml:space="preserve">54/20</w:t>
+      </w:r>
+      <w:r>
+        <w:t xml:space="preserve">24-С</w:t>
       </w:r>
       <w:r>
         <w:t xml:space="preserve">.</w:t>
@@ -540,7 +576,7 @@
         <w:t xml:space="preserve">9.4. Контрольная запись: </w:t>
       </w:r>
       <w:r>
-        <w:t xml:space="preserve">не менее 623000 (Шестисот двадцати трёх тыся‍ч) ‍RUB</w:t>
+        <w:t xml:space="preserve">не менее 252000 (Двухсот пятид­есяти  двух тысяч) RUB</w:t>
       </w:r>
       <w:r>
         <w:t xml:space="preserve">.</w:t>
@@ -595,7 +631,7 @@
               <w:t xml:space="preserve">Дата рождения: </w:t>
             </w:r>
             <w:r>
-              <w:t xml:space="preserve">15.04.1991</w:t>
+              <w:t xml:space="preserve">08.10.2000</w:t>
             </w:r>
           </w:p>
           <w:p>
@@ -603,7 +639,7 @@
               <w:t xml:space="preserve">Адрес регистрации: </w:t>
             </w:r>
             <w:r>
-              <w:t xml:space="preserve">614000, Ленинградская обл., г. Пермь, просп. Ленина, вл. 81, стр. 2, пом. VII</w:t>
+              <w:t xml:space="preserve">141300, Московская обл., г. Сергиев Посад, просп. Промышленная, вл. 46, стр. 1, пом. VII</w:t>
             </w:r>
           </w:p>
           <w:p>
@@ -614,27 +650,27 @@
               <w:t xml:space="preserve">21 05 660035</w:t>
             </w:r>
             <w:r>
-              <w:t xml:space="preserve">, выдан ОУФМС России по Тверской области в Заволжском р-не 20.01.2015</w:t>
+              <w:t xml:space="preserve">, выдан ОВД «Тропарёво» г. Москвы 21.07.2008</w:t>
             </w:r>
             <w:r>
               <w:t xml:space="preserve">, код подразделения </w:t>
             </w:r>
             <w:r>
-              <w:t xml:space="preserve">541-631</w:t>
-            </w:r>
-          </w:p>
-          <w:p>
-            <w:r>
-              <w:t xml:space="preserve">СНИЛС </w:t>
-            </w:r>
-            <w:r>
-              <w:t xml:space="preserve">498-334-040 19</w:t>
+              <w:t xml:space="preserve">632-378</w:t>
+            </w:r>
+          </w:p>
+          <w:p>
+            <w:r>
+              <w:t xml:space="preserve">СНИЛС № </w:t>
+            </w:r>
+            <w:r>
+              <w:t xml:space="preserve">833 404 089 81</w:t>
             </w:r>
             <w:r>
               <w:t xml:space="preserve"> ИНН </w:t>
             </w:r>
             <w:r>
-              <w:t xml:space="preserve">829623416897</w:t>
+              <w:t xml:space="preserve">962341684942</w:t>
             </w:r>
           </w:p>
           <w:p>
@@ -642,7 +678,7 @@
               <w:t xml:space="preserve">Тел.: </w:t>
             </w:r>
             <w:r>
-              <w:t xml:space="preserve">+7 (846) 294-24-63</w:t>
+              <w:t xml:space="preserve">+7 (499) 805-79-39</w:t>
             </w:r>
           </w:p>
           <w:p>
@@ -650,7 +686,7 @@
               <w:t xml:space="preserve">E-mail: </w:t>
             </w:r>
             <w:r>
-              <w:t xml:space="preserve">ershova@corp-tehno.ru</w:t>
+              <w:t xml:space="preserve">ershova@list.ru</w:t>
             </w:r>
           </w:p>
           <w:p/>
@@ -699,7 +735,7 @@
               <w:t xml:space="preserve">Дата рождения: </w:t>
             </w:r>
             <w:r>
-              <w:t xml:space="preserve">26.01.1986</w:t>
+              <w:t xml:space="preserve">13.08.1986</w:t>
             </w:r>
           </w:p>
           <w:p>
@@ -707,7 +743,7 @@
               <w:t xml:space="preserve">Адрес регистрации: </w:t>
             </w:r>
             <w:r>
-              <w:t xml:space="preserve">420111, Новосибирская обл., г. Казань, бул. Советская, вл. 70, стр. 2, пом. VII</w:t>
+              <w:t xml:space="preserve">603000, Краснодарский край, г. Нижний Новгород, бул. Космонавтов, вл. 75, стр. 2, пом. VII</w:t>
             </w:r>
           </w:p>
           <w:p>
@@ -718,27 +754,27 @@
               <w:t xml:space="preserve">07 01 495217</w:t>
             </w:r>
             <w:r>
-              <w:t xml:space="preserve">, выдан ГУ МВД России по г. Москве 20.07.2011</w:t>
+              <w:t xml:space="preserve">, выдан ТП № 2 ОУФМС России по Московской обл. 10.01.2013</w:t>
             </w:r>
             <w:r>
               <w:t xml:space="preserve">, код подразделения </w:t>
             </w:r>
             <w:r>
-              <w:t xml:space="preserve">862-520</w:t>
-            </w:r>
-          </w:p>
-          <w:p>
-            <w:r>
-              <w:t xml:space="preserve">СНИЛС </w:t>
-            </w:r>
-            <w:r>
-              <w:t xml:space="preserve">795-615-869 74</w:t>
+              <w:t xml:space="preserve">640-213</w:t>
+            </w:r>
+          </w:p>
+          <w:p>
+            <w:r>
+              <w:t xml:space="preserve">снилс: </w:t>
+            </w:r>
+            <w:r>
+              <w:t xml:space="preserve">956-158-698 68</w:t>
             </w:r>
             <w:r>
               <w:t xml:space="preserve"> ИНН </w:t>
             </w:r>
             <w:r>
-              <w:t xml:space="preserve">458484426740</w:t>
+              <w:t xml:space="preserve">584844267700</w:t>
             </w:r>
           </w:p>
           <w:p>
@@ -746,7 +782,7 @@
               <w:t xml:space="preserve">Тел.: </w:t>
             </w:r>
             <w:r>
-              <w:t xml:space="preserve">+7 (843) 496-30-55</w:t>
+              <w:t xml:space="preserve">+7 (843) 799-43-23</w:t>
             </w:r>
           </w:p>
           <w:p>
@@ -754,7 +790,7 @@
               <w:t xml:space="preserve">E-mail: </w:t>
             </w:r>
             <w:r>
-              <w:t xml:space="preserve">krylova@romashka.ru</w:t>
+              <w:t xml:space="preserve">krylova@gmail.com</w:t>
             </w:r>
           </w:p>
           <w:p/>
@@ -813,13 +849,13 @@
       <w:t xml:space="preserve">ИП Ершова И. А. · </w:t>
     </w:r>
     <w:r>
-      <w:t xml:space="preserve">+7 (495) 266-98-79</w:t>
+      <w:t xml:space="preserve">+7 (383) 651-29-73</w:t>
     </w:r>
     <w:r>
       <w:t xml:space="preserve"> · </w:t>
     </w:r>
     <w:r>
-      <w:t xml:space="preserve">ershova@gmail.com</w:t>
+      <w:t xml:space="preserve">ershova@bk.ru</w:t>
     </w:r>
   </w:p>
 </w:hdr>

--- a/tests/corpus_v2/docs/sale_0008.docx
+++ b/tests/corpus_v2/docs/sale_0008.docx
@@ -349,249 +349,120 @@
         <w:t xml:space="preserve">.</w:t>
       </w:r>
     </w:p>
-    <w:p/>
-    <w:p>
-      <w:r>
-        <w:rPr>
-          <w:b/>
-        </w:rPr>
-        <w:t xml:space="preserve">3. МЕСТО И СРОКИ ИСПОЛНЕНИЯ</w:t>
-      </w:r>
-    </w:p>
-    <w:p>
-      <w:r>
-        <w:t xml:space="preserve">3.1. Место исполнения обязательств: </w:t>
-      </w:r>
-      <w:r>
-        <w:t xml:space="preserve">603000, Московская обл., г. Нижний Новгород, ул. Строителей, вл. 89, стр. 5, пом. VII</w:t>
-      </w:r>
-      <w:r>
-        <w:t xml:space="preserve">.</w:t>
-      </w:r>
-    </w:p>
-    <w:p>
-      <w:r>
-        <w:t xml:space="preserve">3.2. Уведомления направляются </w:t>
-      </w:r>
-      <w:r>
-        <w:t xml:space="preserve">Крыловой Светлане Сергеевне</w:t>
-      </w:r>
-      <w:r>
-        <w:t xml:space="preserve"> по телефону </w:t>
-      </w:r>
-      <w:r>
-        <w:t xml:space="preserve">+7 (495) 901-96-63</w:t>
-      </w:r>
-      <w:r>
-        <w:t xml:space="preserve">.</w:t>
-      </w:r>
-    </w:p>
-    <w:p>
-      <w:r>
-        <w:t xml:space="preserve">3.3. Срок исполнения обязательств — </w:t>
-      </w:r>
-      <w:r>
-        <w:t xml:space="preserve">в течение 24 месяцев с даты подписания Сторонами акта сдачи-приемки оказанных услуг</w:t>
-      </w:r>
-      <w:r>
-        <w:t xml:space="preserve">.</w:t>
-      </w:r>
-    </w:p>
-    <w:p/>
-    <w:p>
-      <w:r>
-        <w:rPr>
-          <w:b/>
-        </w:rPr>
-        <w:t xml:space="preserve">4. ПРОЧИЕ УСЛОВИЯ</w:t>
-      </w:r>
-    </w:p>
-    <w:p>
-      <w:r>
-        <w:t xml:space="preserve">4.1. </w:t>
-      </w:r>
-      <w:r>
-        <w:t xml:space="preserve">Стороны несут ответственность за неисполнение или ненадлежащее исполнение обязательств в соответствии с законодательством Российской Федерации.</w:t>
-      </w:r>
-    </w:p>
-    <w:p>
-      <w:r>
-        <w:t xml:space="preserve">4.2. </w:t>
-      </w:r>
-      <w:r>
-        <w:t xml:space="preserve">Размер неустойки за нарушение сроков оплаты: </w:t>
-      </w:r>
-      <w:r>
-        <w:t xml:space="preserve">0,1 (одна десятая процента) процента от общей суммы счета</w:t>
-      </w:r>
-      <w:r>
-        <w:t xml:space="preserve">, но не более </w:t>
-      </w:r>
-      <w:r>
-        <w:t xml:space="preserve">0,2 (две десятых процента) % от цены Договора</w:t>
-      </w:r>
-      <w:r>
-        <w:t xml:space="preserve">. Предельный размер ответственности: </w:t>
-      </w:r>
-      <w:r>
-        <w:t xml:space="preserve">0,2 % годовых</w:t>
-      </w:r>
-      <w:r>
-        <w:t xml:space="preserve">.</w:t>
-      </w:r>
-    </w:p>
-    <w:p>
-      <w:r>
-        <w:t xml:space="preserve">4.3. </w:t>
-      </w:r>
-      <w:r>
-        <w:t xml:space="preserve">Стороны освобождаются от ответственности при наступлении обстоятельств непреодолимой силы, если они прямо повлияли на исполнение обязательств.</w:t>
-      </w:r>
-    </w:p>
-    <w:p>
-      <w:r>
-        <w:t xml:space="preserve">4.4. </w:t>
-      </w:r>
-      <w:r>
-        <w:t xml:space="preserve">Сторона, для которой создалась невозможность исполнения, обязана уведомить другую Сторону. Срок уведомления — </w:t>
-      </w:r>
-      <w:r>
-        <w:t xml:space="preserve">не позднее 21.01.2025</w:t>
-      </w:r>
-      <w:r>
-        <w:t xml:space="preserve">.</w:t>
-      </w:r>
-    </w:p>
-    <w:p>
-      <w:r>
-        <w:t xml:space="preserve">4.5. </w:t>
-      </w:r>
-      <w:r>
-        <w:t xml:space="preserve">Все споры и разногласия решаются путём переговоров. Претензионный порядок обязателен, срок ответа на претензию — </w:t>
-      </w:r>
-      <w:r>
-        <w:t xml:space="preserve">в течение 14 (Четырнадцати) дней с момента поступления денежных средств на расчетный счет</w:t>
-      </w:r>
-      <w:r>
-        <w:t xml:space="preserve">.</w:t>
-      </w:r>
-    </w:p>
-    <w:p/>
-    <w:p/>
-    <w:p>
-      <w:r>
-        <w:rPr>
-          <w:b/>
-        </w:rPr>
-        <w:t xml:space="preserve">10. ДОПОЛНИТЕЛЬНЫЕ СВЕДЕНИЯ О СТОРОНАХ</w:t>
-      </w:r>
-    </w:p>
-    <w:p>
-      <w:r>
-        <w:t xml:space="preserve">Расчётный счёт (дублирование): </w:t>
-      </w:r>
-      <w:r>
-        <w:t xml:space="preserve">4081 7810 0310 1462 1897</w:t>
-      </w:r>
-    </w:p>
-    <w:p>
-      <w:r>
-        <w:t xml:space="preserve">ИНН (дублирование): </w:t>
-      </w:r>
-      <w:r>
-        <w:t xml:space="preserve">962-341-684942</w:t>
-      </w:r>
-    </w:p>
-    <w:p>
-      <w:r>
-        <w:t xml:space="preserve">Резервный e-mail: </w:t>
-      </w:r>
-      <w:r>
-        <w:t xml:space="preserve">ershovа@gmail.com</w:t>
-      </w:r>
-    </w:p>
-    <w:p/>
-    <w:p/>
-    <w:p>
-      <w:r>
-        <w:rPr>
-          <w:b/>
-        </w:rPr>
-        <w:t xml:space="preserve">9. КОНТРОЛЬНЫЕ ВЕЛИЧИНЫ</w:t>
-      </w:r>
-    </w:p>
-    <w:p>
-      <w:r>
-        <w:t xml:space="preserve">9.1. Контрольная запись: </w:t>
-      </w:r>
-      <w:r>
-        <w:rPr>
-          <w:b/>
-        </w:rPr>
-        <w:t xml:space="preserve">1/3</w:t>
-      </w:r>
-      <w:r>
-        <w:t xml:space="preserve">00 ключевой ставки ЦБ РФ от цены Договора</w:t>
-      </w:r>
-      <w:r>
-        <w:t xml:space="preserve">.</w:t>
-      </w:r>
-    </w:p>
-    <w:p>
-      <w:r>
-        <w:t xml:space="preserve">9.2. Контрольная запись: </w:t>
-      </w:r>
-      <w:r>
-        <w:rPr>
-          <w:b/>
-        </w:rPr>
-        <w:t xml:space="preserve">не позднее 22.04.20</w:t>
-      </w:r>
-      <w:r>
-        <w:t xml:space="preserve">25</w:t>
-      </w:r>
-      <w:r>
-        <w:t xml:space="preserve">.</w:t>
-      </w:r>
-    </w:p>
-    <w:p>
-      <w:r>
-        <w:t xml:space="preserve">9.3. Контрольная запись: </w:t>
-      </w:r>
-      <w:r>
-        <w:rPr>
-          <w:b/>
-        </w:rPr>
-        <w:t xml:space="preserve">54/20</w:t>
-      </w:r>
-      <w:r>
-        <w:t xml:space="preserve">24-С</w:t>
-      </w:r>
-      <w:r>
-        <w:t xml:space="preserve">.</w:t>
-      </w:r>
-    </w:p>
-    <w:p>
-      <w:r>
-        <w:t xml:space="preserve">9.4. Контрольная запись: </w:t>
-      </w:r>
-      <w:r>
-        <w:t xml:space="preserve">не менее 252000 (Двухсот пятид­есяти  двух тысяч) RUB</w:t>
-      </w:r>
-      <w:r>
-        <w:t xml:space="preserve">.</w:t>
-      </w:r>
-    </w:p>
-    <w:p/>
-    <w:p>
-      <w:r>
-        <w:rPr>
-          <w:b/>
-        </w:rPr>
-        <w:t xml:space="preserve">РЕКВИЗИТЫ И ПОДПИСИ СТОРОН</w:t>
-      </w:r>
-    </w:p>
-    <w:p/>
+    <w:p>
+      <w:r>
+        <w:t xml:space="preserve">2.5. </w:t>
+      </w:r>
+      <w:r>
+        <w:t xml:space="preserve">Товар маркирован штрихкодом </w:t>
+      </w:r>
+      <w:r>
+        <w:t xml:space="preserve">4609635120468</w:t>
+      </w:r>
+      <w:r>
+        <w:t xml:space="preserve">. Код контрагента по ОКПО — </w:t>
+      </w:r>
+      <w:r>
+        <w:t xml:space="preserve">1754031101</w:t>
+      </w:r>
+      <w:r>
+        <w:t xml:space="preserve">. Оборудование учтено под инвентарным номером </w:t>
+      </w:r>
+      <w:r>
+        <w:t xml:space="preserve">041705449</w:t>
+      </w:r>
+      <w:r>
+        <w:t xml:space="preserve">, складской позиции присвоен номер </w:t>
+      </w:r>
+      <w:r>
+        <w:t xml:space="preserve">643405115</w:t>
+      </w:r>
+      <w:r>
+        <w:t xml:space="preserve">.</w:t>
+      </w:r>
+    </w:p>
+    <w:p>
+      <w:r>
+        <w:t xml:space="preserve">2.6. </w:t>
+      </w:r>
+      <w:r>
+        <w:t xml:space="preserve">Оплата по счёту-фактуре на КБК </w:t>
+      </w:r>
+      <w:r>
+        <w:t xml:space="preserve">18210101011011000115</w:t>
+      </w:r>
+      <w:r>
+        <w:t xml:space="preserve">. ИНН не присвоен, регистрационный № </w:t>
+      </w:r>
+      <w:r>
+        <w:t xml:space="preserve">6163760651</w:t>
+      </w:r>
+      <w:r>
+        <w:t xml:space="preserve">. ИНН не присвоен, платёжный документ № </w:t>
+      </w:r>
+      <w:r>
+        <w:t xml:space="preserve">019993929039</w:t>
+      </w:r>
+      <w:r>
+        <w:t xml:space="preserve">. Заказчик действует в лице </w:t>
+      </w:r>
+      <w:r>
+        <w:t xml:space="preserve">уполномоченного представителя</w:t>
+      </w:r>
+      <w:r>
+        <w:t xml:space="preserve">, назначаемого приказом.</w:t>
+      </w:r>
+    </w:p>
+    <w:p>
+      <w:r>
+        <w:t xml:space="preserve">2.7. </w:t>
+      </w:r>
+      <w:r>
+        <w:t xml:space="preserve">Массовая доля влаги в товаре — </w:t>
+      </w:r>
+      <w:r>
+        <w:t xml:space="preserve">не более 11 %</w:t>
+      </w:r>
+      <w:r>
+        <w:t xml:space="preserve">. Товар подлежит хранению </w:t>
+      </w:r>
+      <w:r>
+        <w:t xml:space="preserve">в течение 48 часов</w:t>
+      </w:r>
+      <w:r>
+        <w:t xml:space="preserve"> при температуре не выше +4 °C. Срок исковой давности по требованиям, вытекающим из Договора, составляет </w:t>
+      </w:r>
+      <w:r>
+        <w:t xml:space="preserve">в течение трёх лет</w:t>
+      </w:r>
+      <w:r>
+        <w:t xml:space="preserve">, как установлено статьёй 196 Гражданского кодекса Российской Федерации. Обработка данных ведётся согласно Федеральному закону от 27.07.2006 № 152-ФЗ </w:t>
+      </w:r>
+      <w:r>
+        <w:t xml:space="preserve">«О персональных данных»</w:t>
+      </w:r>
+      <w:r>
+        <w:t xml:space="preserve">. Товар поставляется под маркой </w:t>
+      </w:r>
+      <w:r>
+        <w:t xml:space="preserve">«Стандарт»</w:t>
+      </w:r>
+      <w:r>
+        <w:t xml:space="preserve">. Влажность определяется </w:t>
+      </w:r>
+      <w:r>
+        <w:t xml:space="preserve">по методу Кьельдаля</w:t>
+      </w:r>
+      <w:r>
+        <w:t xml:space="preserve">. Споры передаются на рассмотрение в Арбитражный суд </w:t>
+      </w:r>
+      <w:r>
+        <w:t xml:space="preserve">города Москвы</w:t>
+      </w:r>
+      <w:r>
+        <w:t xml:space="preserve">.</w:t>
+      </w:r>
+    </w:p>
     <w:tbl>
       <w:tblPr>
         <w:tblW w:w="9360" w:type="dxa"/>
@@ -615,101 +486,7 @@
           </w:tcPr>
           <w:p>
             <w:r>
-              <w:rPr>
-                <w:b/>
-              </w:rPr>
-              <w:t xml:space="preserve">Продавец:</w:t>
-            </w:r>
-          </w:p>
-          <w:p>
-            <w:r>
-              <w:t xml:space="preserve">Ершова Ирина Алексеевна</w:t>
-            </w:r>
-          </w:p>
-          <w:p>
-            <w:r>
-              <w:t xml:space="preserve">Дата рождения: </w:t>
-            </w:r>
-            <w:r>
-              <w:t xml:space="preserve">08.10.2000</w:t>
-            </w:r>
-          </w:p>
-          <w:p>
-            <w:r>
-              <w:t xml:space="preserve">Адрес регистрации: </w:t>
-            </w:r>
-            <w:r>
-              <w:t xml:space="preserve">141300, Московская обл., г. Сергиев Посад, просп. Промышленная, вл. 46, стр. 1, пом. VII</w:t>
-            </w:r>
-          </w:p>
-          <w:p>
-            <w:r>
-              <w:t xml:space="preserve">Паспорт </w:t>
-            </w:r>
-            <w:r>
-              <w:t xml:space="preserve">21 05 660035</w:t>
-            </w:r>
-            <w:r>
-              <w:t xml:space="preserve">, выдан ОВД «Тропарёво» г. Москвы 21.07.2008</w:t>
-            </w:r>
-            <w:r>
-              <w:t xml:space="preserve">, код подразделения </w:t>
-            </w:r>
-            <w:r>
-              <w:t xml:space="preserve">632-378</w:t>
-            </w:r>
-          </w:p>
-          <w:p>
-            <w:r>
-              <w:t xml:space="preserve">СНИЛС № </w:t>
-            </w:r>
-            <w:r>
-              <w:t xml:space="preserve">833 404 089 81</w:t>
-            </w:r>
-            <w:r>
-              <w:t xml:space="preserve"> ИНН </w:t>
-            </w:r>
-            <w:r>
-              <w:t xml:space="preserve">962341684942</w:t>
-            </w:r>
-          </w:p>
-          <w:p>
-            <w:r>
-              <w:t xml:space="preserve">Тел.: </w:t>
-            </w:r>
-            <w:r>
-              <w:t xml:space="preserve">+7 (499) 805-79-39</w:t>
-            </w:r>
-          </w:p>
-          <w:p>
-            <w:r>
-              <w:t xml:space="preserve">E-mail: </w:t>
-            </w:r>
-            <w:r>
-              <w:t xml:space="preserve">ershova@list.ru</w:t>
-            </w:r>
-          </w:p>
-          <w:p/>
-          <w:p>
-            <w:r>
-              <w:t xml:space="preserve">______________ </w:t>
-            </w:r>
-            <w:r>
-              <w:t xml:space="preserve">Ершова И. А.</w:t>
-            </w:r>
-          </w:p>
-          <w:p>
-            <w:r>
-              <w:t xml:space="preserve">Согласовано: </w:t>
-            </w:r>
-            <w:r>
-              <w:rPr>
-                <w:b/>
-              </w:rPr>
-              <w:t xml:space="preserve">Ершова Ирин</w:t>
-            </w:r>
-            <w:r>
-              <w:t xml:space="preserve">а Алексеевна</w:t>
+              <w:t xml:space="preserve">8</w:t>
             </w:r>
           </w:p>
         </w:tc>
@@ -719,6 +496,382 @@
           </w:tcPr>
           <w:p>
             <w:r>
+              <w:t xml:space="preserve">1287152993</w:t>
+            </w:r>
+          </w:p>
+        </w:tc>
+      </w:tr>
+    </w:tbl>
+    <w:p/>
+    <w:p>
+      <w:r>
+        <w:rPr>
+          <w:b/>
+        </w:rPr>
+        <w:t xml:space="preserve">3. МЕСТО И СРОКИ ИСПОЛНЕНИЯ</w:t>
+      </w:r>
+    </w:p>
+    <w:p>
+      <w:r>
+        <w:t xml:space="preserve">3.1. Место исполнения обязательств: </w:t>
+      </w:r>
+      <w:r>
+        <w:t xml:space="preserve">190000, Краснодарский край, г. Санкт-Петербург, проезд Строителей, вл. 36, стр. 3, пом. VII</w:t>
+      </w:r>
+      <w:r>
+        <w:t xml:space="preserve">.</w:t>
+      </w:r>
+    </w:p>
+    <w:p>
+      <w:r>
+        <w:t xml:space="preserve">3.2. Уведомления направляются </w:t>
+      </w:r>
+      <w:r>
+        <w:t xml:space="preserve">Крыловой Светлане Сергеевне</w:t>
+      </w:r>
+      <w:r>
+        <w:t xml:space="preserve"> по телефону </w:t>
+      </w:r>
+      <w:r>
+        <w:t xml:space="preserve">+7 (499) 142-69-79</w:t>
+      </w:r>
+      <w:r>
+        <w:t xml:space="preserve">.</w:t>
+      </w:r>
+    </w:p>
+    <w:p>
+      <w:r>
+        <w:t xml:space="preserve">3.3. Срок исполнения обязательств — </w:t>
+      </w:r>
+      <w:r>
+        <w:t xml:space="preserve">в течение 24 месяцев с даты подписания Сторонами акта сдачи-приемки оказанных услуг</w:t>
+      </w:r>
+      <w:r>
+        <w:t xml:space="preserve">.</w:t>
+      </w:r>
+    </w:p>
+    <w:p/>
+    <w:p>
+      <w:r>
+        <w:rPr>
+          <w:b/>
+        </w:rPr>
+        <w:t xml:space="preserve">4. ПРОЧИЕ УСЛОВИЯ</w:t>
+      </w:r>
+    </w:p>
+    <w:p>
+      <w:r>
+        <w:t xml:space="preserve">4.1. </w:t>
+      </w:r>
+      <w:r>
+        <w:t xml:space="preserve">Стороны несут ответственность за неисполнение или ненадлежащее исполнение обязательств в соответствии с законодательством Российской Федерации.</w:t>
+      </w:r>
+    </w:p>
+    <w:p>
+      <w:r>
+        <w:t xml:space="preserve">4.2. </w:t>
+      </w:r>
+      <w:r>
+        <w:t xml:space="preserve">Размер неустойки за нарушение сроков оплаты: </w:t>
+      </w:r>
+      <w:r>
+        <w:t xml:space="preserve">0,1 (одна десятая процента) процента от общей суммы счета</w:t>
+      </w:r>
+      <w:r>
+        <w:t xml:space="preserve">, но не более </w:t>
+      </w:r>
+      <w:r>
+        <w:t xml:space="preserve">0,2 (две десятых процента) % от цены Договора</w:t>
+      </w:r>
+      <w:r>
+        <w:t xml:space="preserve">. Предельный размер ответственности: </w:t>
+      </w:r>
+      <w:r>
+        <w:t xml:space="preserve">0,2 % годовых</w:t>
+      </w:r>
+      <w:r>
+        <w:t xml:space="preserve">.</w:t>
+      </w:r>
+    </w:p>
+    <w:p>
+      <w:r>
+        <w:t xml:space="preserve">4.3. </w:t>
+      </w:r>
+      <w:r>
+        <w:t xml:space="preserve">Стороны освобождаются от ответственности при наступлении обстоятельств непреодолимой силы, если они прямо повлияли на исполнение обязательств.</w:t>
+      </w:r>
+    </w:p>
+    <w:p>
+      <w:r>
+        <w:t xml:space="preserve">4.4. </w:t>
+      </w:r>
+      <w:r>
+        <w:t xml:space="preserve">Сторона, для которой создалась невозможность исполнения, обязана уведомить другую Сторону. Срок уведомления — </w:t>
+      </w:r>
+      <w:r>
+        <w:t xml:space="preserve">не позднее 13.03.2026</w:t>
+      </w:r>
+      <w:r>
+        <w:t xml:space="preserve">.</w:t>
+      </w:r>
+    </w:p>
+    <w:p>
+      <w:r>
+        <w:t xml:space="preserve">4.5. </w:t>
+      </w:r>
+      <w:r>
+        <w:t xml:space="preserve">Все споры и разногласия решаются путём переговоров. Претензионный порядок обязателен, срок ответа на претензию — </w:t>
+      </w:r>
+      <w:r>
+        <w:t xml:space="preserve">в течение 3 (Трёх) дней с момента поступления денежных средств на расчетный счет</w:t>
+      </w:r>
+      <w:r>
+        <w:t xml:space="preserve">.</w:t>
+      </w:r>
+    </w:p>
+    <w:p/>
+    <w:p/>
+    <w:p>
+      <w:r>
+        <w:rPr>
+          <w:b/>
+        </w:rPr>
+        <w:t xml:space="preserve">10. ДОПОЛНИТЕЛЬНЫЕ СВЕДЕНИЯ О СТОРОНАХ</w:t>
+      </w:r>
+    </w:p>
+    <w:p>
+      <w:r>
+        <w:t xml:space="preserve">Расчётный счёт (дублирование): </w:t>
+      </w:r>
+      <w:r>
+        <w:t xml:space="preserve">4081 7810 0310 1462 1897</w:t>
+      </w:r>
+    </w:p>
+    <w:p>
+      <w:r>
+        <w:t xml:space="preserve">ИНН (дублирование): </w:t>
+      </w:r>
+      <w:r>
+        <w:t xml:space="preserve">962-341-684942</w:t>
+      </w:r>
+    </w:p>
+    <w:p>
+      <w:r>
+        <w:t xml:space="preserve">Резервный e-mail: </w:t>
+      </w:r>
+      <w:r>
+        <w:t xml:space="preserve">ershovа@mail.ru</w:t>
+      </w:r>
+    </w:p>
+    <w:p/>
+    <w:p/>
+    <w:p>
+      <w:r>
+        <w:rPr>
+          <w:b/>
+        </w:rPr>
+        <w:t xml:space="preserve">9. КОНТРОЛЬНЫЕ ВЕЛИЧИНЫ</w:t>
+      </w:r>
+    </w:p>
+    <w:p>
+      <w:r>
+        <w:t xml:space="preserve">9.1. Контрольная запись: </w:t>
+      </w:r>
+      <w:r>
+        <w:rPr>
+          <w:b/>
+        </w:rPr>
+        <w:t xml:space="preserve">1/3</w:t>
+      </w:r>
+      <w:r>
+        <w:t xml:space="preserve">00 ключевой ставки ЦБ РФ от цены Договора</w:t>
+      </w:r>
+      <w:r>
+        <w:t xml:space="preserve">.</w:t>
+      </w:r>
+    </w:p>
+    <w:p>
+      <w:r>
+        <w:t xml:space="preserve">9.2. Контрольная запись: </w:t>
+      </w:r>
+      <w:r>
+        <w:rPr>
+          <w:b/>
+        </w:rPr>
+        <w:t xml:space="preserve">не позднее 06.12.20</w:t>
+      </w:r>
+      <w:r>
+        <w:t xml:space="preserve">25</w:t>
+      </w:r>
+      <w:r>
+        <w:t xml:space="preserve">.</w:t>
+      </w:r>
+    </w:p>
+    <w:p>
+      <w:r>
+        <w:t xml:space="preserve">9.3. Контрольная запись: </w:t>
+      </w:r>
+      <w:r>
+        <w:rPr>
+          <w:b/>
+        </w:rPr>
+        <w:t xml:space="preserve">46/20</w:t>
+      </w:r>
+      <w:r>
+        <w:t xml:space="preserve">23-Д</w:t>
+      </w:r>
+      <w:r>
+        <w:t xml:space="preserve">.</w:t>
+      </w:r>
+    </w:p>
+    <w:p>
+      <w:r>
+        <w:t xml:space="preserve">9.4. Контрольная запись: </w:t>
+      </w:r>
+      <w:r>
+        <w:t xml:space="preserve">не менее 69700000 (Шестидесяти девяти миллионов семисот ­тыся ч) RUB</w:t>
+      </w:r>
+      <w:r>
+        <w:t xml:space="preserve">.</w:t>
+      </w:r>
+    </w:p>
+    <w:p/>
+    <w:p>
+      <w:r>
+        <w:rPr>
+          <w:b/>
+        </w:rPr>
+        <w:t xml:space="preserve">РЕКВИЗИТЫ И ПОДПИСИ СТОРОН</w:t>
+      </w:r>
+    </w:p>
+    <w:p/>
+    <w:tbl>
+      <w:tblPr>
+        <w:tblW w:w="9360" w:type="dxa"/>
+        <w:tblBorders>
+          <w:top w:val="single" w:sz="4" w:color="auto"/>
+          <w:left w:val="single" w:sz="4" w:color="auto"/>
+          <w:bottom w:val="single" w:sz="4" w:color="auto"/>
+          <w:right w:val="single" w:sz="4" w:color="auto"/>
+          <w:insideH w:val="single" w:sz="4" w:color="auto"/>
+          <w:insideV w:val="single" w:sz="4" w:color="auto"/>
+        </w:tblBorders>
+      </w:tblPr>
+      <w:tblGrid>
+        <w:gridCol w:w="4680"/>
+        <w:gridCol w:w="4680"/>
+      </w:tblGrid>
+      <w:tr>
+        <w:tc>
+          <w:tcPr>
+            <w:tcW w:w="4680" w:type="dxa"/>
+          </w:tcPr>
+          <w:p>
+            <w:r>
+              <w:rPr>
+                <w:b/>
+              </w:rPr>
+              <w:t xml:space="preserve">Продавец:</w:t>
+            </w:r>
+          </w:p>
+          <w:p>
+            <w:r>
+              <w:t xml:space="preserve">Ершова Ирина Алексеевна</w:t>
+            </w:r>
+          </w:p>
+          <w:p>
+            <w:r>
+              <w:t xml:space="preserve">Дата рождения: </w:t>
+            </w:r>
+            <w:r>
+              <w:t xml:space="preserve">08.10.2000</w:t>
+            </w:r>
+          </w:p>
+          <w:p>
+            <w:r>
+              <w:t xml:space="preserve">Адрес регистрации: </w:t>
+            </w:r>
+            <w:r>
+              <w:t xml:space="preserve">614000, Тверская обл., г. Пермь, проезд Победы, вл. 14, стр. 5, пом. VII</w:t>
+            </w:r>
+          </w:p>
+          <w:p>
+            <w:r>
+              <w:t xml:space="preserve">Паспорт </w:t>
+            </w:r>
+            <w:r>
+              <w:t xml:space="preserve">21 05 660035</w:t>
+            </w:r>
+            <w:r>
+              <w:t xml:space="preserve">, выдан ОВД «Тропарёво» г. Москвы 21.07.2008</w:t>
+            </w:r>
+            <w:r>
+              <w:t xml:space="preserve">, код подразделения </w:t>
+            </w:r>
+            <w:r>
+              <w:t xml:space="preserve">632-378</w:t>
+            </w:r>
+          </w:p>
+          <w:p>
+            <w:r>
+              <w:t xml:space="preserve">СНИЛС № </w:t>
+            </w:r>
+            <w:r>
+              <w:t xml:space="preserve">833 404 089 81</w:t>
+            </w:r>
+            <w:r>
+              <w:t xml:space="preserve"> ИНН </w:t>
+            </w:r>
+            <w:r>
+              <w:t xml:space="preserve">962341684942</w:t>
+            </w:r>
+          </w:p>
+          <w:p>
+            <w:r>
+              <w:t xml:space="preserve">Тел.: </w:t>
+            </w:r>
+            <w:r>
+              <w:t xml:space="preserve">+7 (383) 259-73-75</w:t>
+            </w:r>
+          </w:p>
+          <w:p>
+            <w:r>
+              <w:t xml:space="preserve">E-mail: </w:t>
+            </w:r>
+            <w:r>
+              <w:t xml:space="preserve">ershova@mail.ru</w:t>
+            </w:r>
+          </w:p>
+          <w:p/>
+          <w:p>
+            <w:r>
+              <w:t xml:space="preserve">______________ </w:t>
+            </w:r>
+            <w:r>
+              <w:t xml:space="preserve">Ершова И. А.</w:t>
+            </w:r>
+          </w:p>
+          <w:p>
+            <w:r>
+              <w:t xml:space="preserve">Согласовано: </w:t>
+            </w:r>
+            <w:r>
+              <w:rPr>
+                <w:b/>
+              </w:rPr>
+              <w:t xml:space="preserve">Ершова Ирин</w:t>
+            </w:r>
+            <w:r>
+              <w:t xml:space="preserve">а Алексеевна</w:t>
+            </w:r>
+          </w:p>
+        </w:tc>
+        <w:tc>
+          <w:tcPr>
+            <w:tcW w:w="4680" w:type="dxa"/>
+          </w:tcPr>
+          <w:p>
+            <w:r>
               <w:rPr>
                 <w:b/>
               </w:rPr>
@@ -743,7 +896,7 @@
               <w:t xml:space="preserve">Адрес регистрации: </w:t>
             </w:r>
             <w:r>
-              <w:t xml:space="preserve">603000, Краснодарский край, г. Нижний Новгород, бул. Космонавтов, вл. 75, стр. 2, пом. VII</w:t>
+              <w:t xml:space="preserve">170100, Свердловская обл., г. Тверь, бул. Победы, вл. 70, стр. 2, пом. VII</w:t>
             </w:r>
           </w:p>
           <w:p>
@@ -782,7 +935,7 @@
               <w:t xml:space="preserve">Тел.: </w:t>
             </w:r>
             <w:r>
-              <w:t xml:space="preserve">+7 (843) 799-43-23</w:t>
+              <w:t xml:space="preserve">+7 (843) 902-32-11</w:t>
             </w:r>
           </w:p>
           <w:p>
@@ -790,7 +943,7 @@
               <w:t xml:space="preserve">E-mail: </w:t>
             </w:r>
             <w:r>
-              <w:t xml:space="preserve">krylova@gmail.com</w:t>
+              <w:t xml:space="preserve">krylova@romashka.ru</w:t>
             </w:r>
           </w:p>
           <w:p/>
@@ -849,13 +1002,13 @@
       <w:t xml:space="preserve">ИП Ершова И. А. · </w:t>
     </w:r>
     <w:r>
-      <w:t xml:space="preserve">+7 (383) 651-29-73</w:t>
+      <w:t xml:space="preserve">+7 (383) 780-65-55</w:t>
     </w:r>
     <w:r>
       <w:t xml:space="preserve"> · </w:t>
     </w:r>
     <w:r>
-      <w:t xml:space="preserve">ershova@bk.ru</w:t>
+      <w:t xml:space="preserve">ershova@gmail.com</w:t>
     </w:r>
   </w:p>
 </w:hdr>

--- a/tests/corpus_v2/docs/sale_0008.docx
+++ b/tests/corpus_v2/docs/sale_0008.docx
@@ -27,19 +27,19 @@
         <w:rPr>
           <w:b/>
         </w:rPr>
-        <w:t xml:space="preserve">86772/577-сс</w:t>
-      </w:r>
-    </w:p>
-    <w:p/>
-    <w:p>
-      <w:r>
-        <w:t xml:space="preserve">г. Пермь</w:t>
+        <w:t xml:space="preserve">59935/484-сс</w:t>
+      </w:r>
+    </w:p>
+    <w:p/>
+    <w:p>
+      <w:r>
+        <w:t xml:space="preserve">г. Ростов-на-Дону</w:t>
       </w:r>
       <w:r>
         <w:t xml:space="preserve">     </w:t>
       </w:r>
       <w:r>
-        <w:t xml:space="preserve">25.06.2023</w:t>
+        <w:t xml:space="preserve">19.10.2025</w:t>
       </w:r>
     </w:p>
     <w:p/>
@@ -60,19 +60,19 @@
         <w:t xml:space="preserve">, выдан </w:t>
       </w:r>
       <w:r>
-        <w:t xml:space="preserve">ОВД «Тропарёво» г. Москвы</w:t>
+        <w:t xml:space="preserve">ОУФМС России по Тверской области в Заволжском р-не</w:t>
       </w:r>
       <w:r>
         <w:t xml:space="preserve"> </w:t>
       </w:r>
       <w:r>
-        <w:t xml:space="preserve">21.07.2008</w:t>
+        <w:t xml:space="preserve">20.01.2015</w:t>
       </w:r>
       <w:r>
         <w:t xml:space="preserve">, код подразделения </w:t>
       </w:r>
       <w:r>
-        <w:t xml:space="preserve">632-378</w:t>
+        <w:t xml:space="preserve">541-631</w:t>
       </w:r>
       <w:r>
         <w:t xml:space="preserve">, именуемая в дальнейшем «Продавец»</w:t>
@@ -96,19 +96,19 @@
         <w:t xml:space="preserve">, выдан </w:t>
       </w:r>
       <w:r>
-        <w:t xml:space="preserve">ТП № 2 ОУФМС России по Московской обл.</w:t>
+        <w:t xml:space="preserve">ГУ МВД России по г. Москве</w:t>
       </w:r>
       <w:r>
         <w:t xml:space="preserve"> </w:t>
       </w:r>
       <w:r>
-        <w:t xml:space="preserve">10.01.2013</w:t>
+        <w:t xml:space="preserve">20.07.2011</w:t>
       </w:r>
       <w:r>
         <w:t xml:space="preserve">, код подразделения </w:t>
       </w:r>
       <w:r>
-        <w:t xml:space="preserve">640-213</w:t>
+        <w:t xml:space="preserve">862-520</w:t>
       </w:r>
       <w:r>
         <w:t xml:space="preserve">, именуемая в дальнейшем «Покупатель»</w:t>
@@ -117,7 +117,7 @@
         <w:t xml:space="preserve">, с другой стороны, совместно именуемые «Стороны», заключили настоящий Договор № </w:t>
       </w:r>
       <w:r>
-        <w:t xml:space="preserve">04Ф-07480/11-440Д</w:t>
+        <w:t xml:space="preserve">99Ф-48851/12-030Д</w:t>
       </w:r>
       <w:r>
         <w:t xml:space="preserve"> (далее — Договор) о нижеследующем:</w:t>
@@ -164,7 +164,7 @@
         <w:t xml:space="preserve">Расчёты производятся через аккредитив, открываемый Покупателем. Сумма аккредитива: </w:t>
       </w:r>
       <w:r>
-        <w:t xml:space="preserve">679000,5 (шестьсот семьдесят девять тысяч) ₽</w:t>
+        <w:t xml:space="preserve">68000,6 (шестьдесят восемь тысяч) ₽</w:t>
       </w:r>
       <w:r>
         <w:t xml:space="preserve">, НДС не облагается</w:t>
@@ -198,7 +198,7 @@
         <w:t xml:space="preserve">2.2. Налог: </w:t>
       </w:r>
       <w:r>
-        <w:t xml:space="preserve">5 (пять) процентов за каждый день просрочки</w:t>
+        <w:t xml:space="preserve">7 (семь) процентов за каждый день просрочки</w:t>
       </w:r>
       <w:r>
         <w:t xml:space="preserve">.</w:t>
@@ -209,7 +209,7 @@
         <w:t xml:space="preserve">2.3. Срок оплаты — </w:t>
       </w:r>
       <w:r>
-        <w:t xml:space="preserve">в течение 3 календарных дней</w:t>
+        <w:t xml:space="preserve">в течение 20 календарных дней</w:t>
       </w:r>
       <w:r>
         <w:t xml:space="preserve">.</w:t>
@@ -229,7 +229,7 @@
         <w:t xml:space="preserve">, артикул </w:t>
       </w:r>
       <w:r>
-        <w:t xml:space="preserve">RM-9597-50</w:t>
+        <w:t xml:space="preserve">RM-2190-16</w:t>
       </w:r>
       <w:r>
         <w:t xml:space="preserve">, код </w:t>
@@ -289,49 +289,49 @@
         <w:t xml:space="preserve">. Товар отгружается с сопроводительным документом паспорт качества № </w:t>
       </w:r>
       <w:r>
-        <w:t xml:space="preserve">61 24 709399</w:t>
+        <w:t xml:space="preserve">91 19 746573</w:t>
       </w:r>
       <w:r>
         <w:t xml:space="preserve">. К партии приложен паспорт изделия № </w:t>
       </w:r>
       <w:r>
-        <w:t xml:space="preserve">02 12 522962</w:t>
+        <w:t xml:space="preserve">79 19 550271</w:t>
       </w:r>
       <w:r>
         <w:t xml:space="preserve">. Оборудование поставляется с паспортом транспортного средства № </w:t>
       </w:r>
       <w:r>
-        <w:t xml:space="preserve">52 13 371613</w:t>
+        <w:t xml:space="preserve">41 16 781999</w:t>
       </w:r>
       <w:r>
         <w:t xml:space="preserve">. Приёмка производится согласно техническому паспорту </w:t>
       </w:r>
       <w:r>
-        <w:t xml:space="preserve">37 04 608112</w:t>
+        <w:t xml:space="preserve">87 01 875268</w:t>
       </w:r>
       <w:r>
         <w:t xml:space="preserve">. СНИЛС не указан, номер заказа </w:t>
       </w:r>
       <w:r>
-        <w:t xml:space="preserve">744-556-517 63</w:t>
+        <w:t xml:space="preserve">376-511-416 50</w:t>
       </w:r>
       <w:r>
         <w:t xml:space="preserve">. Дата рождения не проставлена, документ выдан </w:t>
       </w:r>
       <w:r>
-        <w:t xml:space="preserve">21.11.2024</w:t>
+        <w:t xml:space="preserve">12.05.2016</w:t>
       </w:r>
       <w:r>
         <w:t xml:space="preserve">. Код подразделения, см. артикул </w:t>
       </w:r>
       <w:r>
-        <w:t xml:space="preserve">811-617</w:t>
+        <w:t xml:space="preserve">594-744</w:t>
       </w:r>
       <w:r>
         <w:t xml:space="preserve">. Цена — </w:t>
       </w:r>
       <w:r>
-        <w:t xml:space="preserve">907 000,71 руб.</w:t>
+        <w:t xml:space="preserve">56 500 000,63 руб.</w:t>
       </w:r>
       <w:r>
         <w:t xml:space="preserve">, включая НДС </w:t>
@@ -343,7 +343,7 @@
         <w:t xml:space="preserve"> в размере </w:t>
       </w:r>
       <w:r>
-        <w:t xml:space="preserve">Восемьсот девяносто две тысячи рублей 0 коп.</w:t>
+        <w:t xml:space="preserve">Девяносто два миллиона шестьсот тысяч рублей 5 коп.</w:t>
       </w:r>
       <w:r>
         <w:t xml:space="preserve">.</w:t>
@@ -357,51 +357,51 @@
         <w:t xml:space="preserve">Товар маркирован штрихкодом </w:t>
       </w:r>
       <w:r>
-        <w:t xml:space="preserve">4609635120468</w:t>
+        <w:t xml:space="preserve">4608825420432</w:t>
       </w:r>
       <w:r>
         <w:t xml:space="preserve">. Код контрагента по ОКПО — </w:t>
       </w:r>
       <w:r>
+        <w:t xml:space="preserve">3701627383</w:t>
+      </w:r>
+      <w:r>
+        <w:t xml:space="preserve">. Оборудование учтено под инвентарным номером </w:t>
+      </w:r>
+      <w:r>
+        <w:t xml:space="preserve">045162553</w:t>
+      </w:r>
+      <w:r>
+        <w:t xml:space="preserve">, складской позиции присвоен номер </w:t>
+      </w:r>
+      <w:r>
+        <w:t xml:space="preserve">261296469</w:t>
+      </w:r>
+      <w:r>
+        <w:t xml:space="preserve">.</w:t>
+      </w:r>
+    </w:p>
+    <w:p>
+      <w:r>
+        <w:t xml:space="preserve">2.6. </w:t>
+      </w:r>
+      <w:r>
+        <w:t xml:space="preserve">Оплата по счёту-фактуре на КБК </w:t>
+      </w:r>
+      <w:r>
+        <w:t xml:space="preserve">18210101011011000181</w:t>
+      </w:r>
+      <w:r>
+        <w:t xml:space="preserve">. ИНН не присвоен, регистрационный № </w:t>
+      </w:r>
+      <w:r>
         <w:t xml:space="preserve">1754031101</w:t>
       </w:r>
       <w:r>
-        <w:t xml:space="preserve">. Оборудование учтено под инвентарным номером </w:t>
-      </w:r>
-      <w:r>
-        <w:t xml:space="preserve">041705449</w:t>
-      </w:r>
-      <w:r>
-        <w:t xml:space="preserve">, складской позиции присвоен номер </w:t>
-      </w:r>
-      <w:r>
-        <w:t xml:space="preserve">643405115</w:t>
-      </w:r>
-      <w:r>
-        <w:t xml:space="preserve">.</w:t>
-      </w:r>
-    </w:p>
-    <w:p>
-      <w:r>
-        <w:t xml:space="preserve">2.6. </w:t>
-      </w:r>
-      <w:r>
-        <w:t xml:space="preserve">Оплата по счёту-фактуре на КБК </w:t>
-      </w:r>
-      <w:r>
-        <w:t xml:space="preserve">18210101011011000115</w:t>
-      </w:r>
-      <w:r>
-        <w:t xml:space="preserve">. ИНН не присвоен, регистрационный № </w:t>
-      </w:r>
-      <w:r>
-        <w:t xml:space="preserve">6163760651</w:t>
-      </w:r>
-      <w:r>
         <w:t xml:space="preserve">. ИНН не присвоен, платёжный документ № </w:t>
       </w:r>
       <w:r>
-        <w:t xml:space="preserve">019993929039</w:t>
+        <w:t xml:space="preserve">114653151063</w:t>
       </w:r>
       <w:r>
         <w:t xml:space="preserve">. Заказчик действует в лице </w:t>
@@ -421,7 +421,7 @@
         <w:t xml:space="preserve">Массовая доля влаги в товаре — </w:t>
       </w:r>
       <w:r>
-        <w:t xml:space="preserve">не более 11 %</w:t>
+        <w:t xml:space="preserve">не более 8 %</w:t>
       </w:r>
       <w:r>
         <w:t xml:space="preserve">. Товар подлежит хранению </w:t>
@@ -496,7 +496,7 @@
           </w:tcPr>
           <w:p>
             <w:r>
-              <w:t xml:space="preserve">1287152993</w:t>
+              <w:t xml:space="preserve">6163760651</w:t>
             </w:r>
           </w:p>
         </w:tc>
@@ -516,7 +516,7 @@
         <w:t xml:space="preserve">3.1. Место исполнения обязательств: </w:t>
       </w:r>
       <w:r>
-        <w:t xml:space="preserve">190000, Краснодарский край, г. Санкт-Петербург, проезд Строителей, вл. 36, стр. 3, пом. VII</w:t>
+        <w:t xml:space="preserve">Тверская обл., тер. СНТ «Родник», уч. 98</w:t>
       </w:r>
       <w:r>
         <w:t xml:space="preserve">.</w:t>
@@ -533,7 +533,7 @@
         <w:t xml:space="preserve"> по телефону </w:t>
       </w:r>
       <w:r>
-        <w:t xml:space="preserve">+7 (499) 142-69-79</w:t>
+        <w:t xml:space="preserve">+7 (495) 926-63-45</w:t>
       </w:r>
       <w:r>
         <w:t xml:space="preserve">.</w:t>
@@ -544,7 +544,7 @@
         <w:t xml:space="preserve">3.3. Срок исполнения обязательств — </w:t>
       </w:r>
       <w:r>
-        <w:t xml:space="preserve">в течение 24 месяцев с даты подписания Сторонами акта сдачи-приемки оказанных услуг</w:t>
+        <w:t xml:space="preserve">в течение 6 месяцев с даты подписания Сторонами акта сдачи-приемки оказанных услуг</w:t>
       </w:r>
       <w:r>
         <w:t xml:space="preserve">.</w:t>
@@ -609,7 +609,7 @@
         <w:t xml:space="preserve">Сторона, для которой создалась невозможность исполнения, обязана уведомить другую Сторону. Срок уведомления — </w:t>
       </w:r>
       <w:r>
-        <w:t xml:space="preserve">не позднее 13.03.2026</w:t>
+        <w:t xml:space="preserve">не позднее 02.08.2025</w:t>
       </w:r>
       <w:r>
         <w:t xml:space="preserve">.</w:t>
@@ -623,7 +623,7 @@
         <w:t xml:space="preserve">Все споры и разногласия решаются путём переговоров. Претензионный порядок обязателен, срок ответа на претензию — </w:t>
       </w:r>
       <w:r>
-        <w:t xml:space="preserve">в течение 3 (Трёх) дней с момента поступления денежных средств на расчетный счет</w:t>
+        <w:t xml:space="preserve">в течение 45 (Сорока пяти) дней с момента поступления денежных средств на расчетный счет</w:t>
       </w:r>
       <w:r>
         <w:t xml:space="preserve">.</w:t>
@@ -644,7 +644,7 @@
         <w:t xml:space="preserve">Расчётный счёт (дублирование): </w:t>
       </w:r>
       <w:r>
-        <w:t xml:space="preserve">4081 7810 0310 1462 1897</w:t>
+        <w:t xml:space="preserve">4081 7810 6331 0146 2189</w:t>
       </w:r>
     </w:p>
     <w:p>
@@ -652,7 +652,7 @@
         <w:t xml:space="preserve">ИНН (дублирование): </w:t>
       </w:r>
       <w:r>
-        <w:t xml:space="preserve">962-341-684942</w:t>
+        <w:t xml:space="preserve">829-623-416897</w:t>
       </w:r>
     </w:p>
     <w:p>
@@ -660,7 +660,7 @@
         <w:t xml:space="preserve">Резервный e-mail: </w:t>
       </w:r>
       <w:r>
-        <w:t xml:space="preserve">ershovа@mail.ru</w:t>
+        <w:t xml:space="preserve">ershovа@inbox.ru</w:t>
       </w:r>
     </w:p>
     <w:p/>
@@ -698,7 +698,7 @@
         <w:rPr>
           <w:b/>
         </w:rPr>
-        <w:t xml:space="preserve">не позднее 06.12.20</w:t>
+        <w:t xml:space="preserve">не позднее 06.06.20</w:t>
       </w:r>
       <w:r>
         <w:t xml:space="preserve">25</w:t>
@@ -715,7 +715,7 @@
         <w:rPr>
           <w:b/>
         </w:rPr>
-        <w:t xml:space="preserve">46/20</w:t>
+        <w:t xml:space="preserve">16/20</w:t>
       </w:r>
       <w:r>
         <w:t xml:space="preserve">23-Д</w:t>
@@ -729,7 +729,7 @@
         <w:t xml:space="preserve">9.4. Контрольная запись: </w:t>
       </w:r>
       <w:r>
-        <w:t xml:space="preserve">не менее 69700000 (Шестидесяти девяти миллионов семисот ­тыся ч) RUB</w:t>
+        <w:t xml:space="preserve">не мене­е 858000 (Восьми⁠сот пятидесяти восьми тысяч) RUB</w:t>
       </w:r>
       <w:r>
         <w:t xml:space="preserve">.</w:t>
@@ -784,7 +784,7 @@
               <w:t xml:space="preserve">Дата рождения: </w:t>
             </w:r>
             <w:r>
-              <w:t xml:space="preserve">08.10.2000</w:t>
+              <w:t xml:space="preserve">15.04.1991</w:t>
             </w:r>
           </w:p>
           <w:p>
@@ -792,7 +792,7 @@
               <w:t xml:space="preserve">Адрес регистрации: </w:t>
             </w:r>
             <w:r>
-              <w:t xml:space="preserve">614000, Тверская обл., г. Пермь, проезд Победы, вл. 14, стр. 5, пом. VII</w:t>
+              <w:t xml:space="preserve">Свердловская обл., тер. СНТ «Родник», уч. 134</w:t>
             </w:r>
           </w:p>
           <w:p>
@@ -803,27 +803,27 @@
               <w:t xml:space="preserve">21 05 660035</w:t>
             </w:r>
             <w:r>
-              <w:t xml:space="preserve">, выдан ОВД «Тропарёво» г. Москвы 21.07.2008</w:t>
+              <w:t xml:space="preserve">, выдан ОУФМС России по Тверской области в Заволжском р-не 20.01.2015</w:t>
             </w:r>
             <w:r>
               <w:t xml:space="preserve">, код подразделения </w:t>
             </w:r>
             <w:r>
-              <w:t xml:space="preserve">632-378</w:t>
-            </w:r>
-          </w:p>
-          <w:p>
-            <w:r>
-              <w:t xml:space="preserve">СНИЛС № </w:t>
-            </w:r>
-            <w:r>
-              <w:t xml:space="preserve">833 404 089 81</w:t>
+              <w:t xml:space="preserve">541-631</w:t>
+            </w:r>
+          </w:p>
+          <w:p>
+            <w:r>
+              <w:t xml:space="preserve">СНИЛС </w:t>
+            </w:r>
+            <w:r>
+              <w:t xml:space="preserve">498-334-040 19</w:t>
             </w:r>
             <w:r>
               <w:t xml:space="preserve"> ИНН </w:t>
             </w:r>
             <w:r>
-              <w:t xml:space="preserve">962341684942</w:t>
+              <w:t xml:space="preserve">829623416897</w:t>
             </w:r>
           </w:p>
           <w:p>
@@ -831,7 +831,7 @@
               <w:t xml:space="preserve">Тел.: </w:t>
             </w:r>
             <w:r>
-              <w:t xml:space="preserve">+7 (383) 259-73-75</w:t>
+              <w:t xml:space="preserve">+7 (495) 346-80-78</w:t>
             </w:r>
           </w:p>
           <w:p>
@@ -839,7 +839,7 @@
               <w:t xml:space="preserve">E-mail: </w:t>
             </w:r>
             <w:r>
-              <w:t xml:space="preserve">ershova@mail.ru</w:t>
+              <w:t xml:space="preserve">ershova@yandex.ru</w:t>
             </w:r>
           </w:p>
           <w:p/>
@@ -888,7 +888,7 @@
               <w:t xml:space="preserve">Дата рождения: </w:t>
             </w:r>
             <w:r>
-              <w:t xml:space="preserve">13.08.1986</w:t>
+              <w:t xml:space="preserve">26.01.1986</w:t>
             </w:r>
           </w:p>
           <w:p>
@@ -896,7 +896,7 @@
               <w:t xml:space="preserve">Адрес регистрации: </w:t>
             </w:r>
             <w:r>
-              <w:t xml:space="preserve">170100, Свердловская обл., г. Тверь, бул. Победы, вл. 70, стр. 2, пом. VII</w:t>
+              <w:t xml:space="preserve">Тверская обл., Дмитровский р-н, 47 км автодороги М-7 «Дон», стр. 5</w:t>
             </w:r>
           </w:p>
           <w:p>
@@ -907,27 +907,27 @@
               <w:t xml:space="preserve">07 01 495217</w:t>
             </w:r>
             <w:r>
-              <w:t xml:space="preserve">, выдан ТП № 2 ОУФМС России по Московской обл. 10.01.2013</w:t>
+              <w:t xml:space="preserve">, выдан ГУ МВД России по г. Москве 20.07.2011</w:t>
             </w:r>
             <w:r>
               <w:t xml:space="preserve">, код подразделения </w:t>
             </w:r>
             <w:r>
-              <w:t xml:space="preserve">640-213</w:t>
-            </w:r>
-          </w:p>
-          <w:p>
-            <w:r>
-              <w:t xml:space="preserve">снилс: </w:t>
-            </w:r>
-            <w:r>
-              <w:t xml:space="preserve">956-158-698 68</w:t>
+              <w:t xml:space="preserve">862-520</w:t>
+            </w:r>
+          </w:p>
+          <w:p>
+            <w:r>
+              <w:t xml:space="preserve">СНИЛС </w:t>
+            </w:r>
+            <w:r>
+              <w:t xml:space="preserve">795-615-869 74</w:t>
             </w:r>
             <w:r>
               <w:t xml:space="preserve"> ИНН </w:t>
             </w:r>
             <w:r>
-              <w:t xml:space="preserve">584844267700</w:t>
+              <w:t xml:space="preserve">458484426740</w:t>
             </w:r>
           </w:p>
           <w:p>
@@ -935,7 +935,7 @@
               <w:t xml:space="preserve">Тел.: </w:t>
             </w:r>
             <w:r>
-              <w:t xml:space="preserve">+7 (843) 902-32-11</w:t>
+              <w:t xml:space="preserve">+7 (843) 312-71-32</w:t>
             </w:r>
           </w:p>
           <w:p>
@@ -1002,13 +1002,13 @@
       <w:t xml:space="preserve">ИП Ершова И. А. · </w:t>
     </w:r>
     <w:r>
-      <w:t xml:space="preserve">+7 (383) 780-65-55</w:t>
+      <w:t xml:space="preserve">+7 (495) 731-95-65</w:t>
     </w:r>
     <w:r>
       <w:t xml:space="preserve"> · </w:t>
     </w:r>
     <w:r>
-      <w:t xml:space="preserve">ershova@gmail.com</w:t>
+      <w:t xml:space="preserve">ershova@list.ru</w:t>
     </w:r>
   </w:p>
 </w:hdr>

--- a/tests/corpus_v2/docs/sale_0008.docx
+++ b/tests/corpus_v2/docs/sale_0008.docx
@@ -502,249 +502,34 @@
         </w:tc>
       </w:tr>
     </w:tbl>
-    <w:p/>
-    <w:p>
-      <w:r>
-        <w:rPr>
-          <w:b/>
-        </w:rPr>
-        <w:t xml:space="preserve">3. МЕСТО И СРОКИ ИСПОЛНЕНИЯ</w:t>
-      </w:r>
-    </w:p>
-    <w:p>
-      <w:r>
-        <w:t xml:space="preserve">3.1. Место исполнения обязательств: </w:t>
-      </w:r>
-      <w:r>
-        <w:t xml:space="preserve">Тверская обл., тер. СНТ «Родник», уч. 98</w:t>
-      </w:r>
-      <w:r>
-        <w:t xml:space="preserve">.</w:t>
-      </w:r>
-    </w:p>
-    <w:p>
-      <w:r>
-        <w:t xml:space="preserve">3.2. Уведомления направляются </w:t>
-      </w:r>
-      <w:r>
-        <w:t xml:space="preserve">Крыловой Светлане Сергеевне</w:t>
-      </w:r>
-      <w:r>
-        <w:t xml:space="preserve"> по телефону </w:t>
-      </w:r>
-      <w:r>
-        <w:t xml:space="preserve">+7 (495) 926-63-45</w:t>
-      </w:r>
-      <w:r>
-        <w:t xml:space="preserve">.</w:t>
-      </w:r>
-    </w:p>
-    <w:p>
-      <w:r>
-        <w:t xml:space="preserve">3.3. Срок исполнения обязательств — </w:t>
-      </w:r>
-      <w:r>
-        <w:t xml:space="preserve">в течение 6 месяцев с даты подписания Сторонами акта сдачи-приемки оказанных услуг</w:t>
-      </w:r>
-      <w:r>
-        <w:t xml:space="preserve">.</w:t>
-      </w:r>
-    </w:p>
-    <w:p/>
-    <w:p>
-      <w:r>
-        <w:rPr>
-          <w:b/>
-        </w:rPr>
-        <w:t xml:space="preserve">4. ПРОЧИЕ УСЛОВИЯ</w:t>
-      </w:r>
-    </w:p>
-    <w:p>
-      <w:r>
-        <w:t xml:space="preserve">4.1. </w:t>
-      </w:r>
-      <w:r>
-        <w:t xml:space="preserve">Стороны несут ответственность за неисполнение или ненадлежащее исполнение обязательств в соответствии с законодательством Российской Федерации.</w:t>
-      </w:r>
-    </w:p>
-    <w:p>
-      <w:r>
-        <w:t xml:space="preserve">4.2. </w:t>
-      </w:r>
-      <w:r>
-        <w:t xml:space="preserve">Размер неустойки за нарушение сроков оплаты: </w:t>
-      </w:r>
-      <w:r>
-        <w:t xml:space="preserve">0,1 (одна десятая процента) процента от общей суммы счета</w:t>
-      </w:r>
-      <w:r>
-        <w:t xml:space="preserve">, но не более </w:t>
-      </w:r>
-      <w:r>
-        <w:t xml:space="preserve">0,2 (две десятых процента) % от цены Договора</w:t>
-      </w:r>
-      <w:r>
-        <w:t xml:space="preserve">. Предельный размер ответственности: </w:t>
-      </w:r>
-      <w:r>
-        <w:t xml:space="preserve">0,2 % годовых</w:t>
-      </w:r>
-      <w:r>
-        <w:t xml:space="preserve">.</w:t>
-      </w:r>
-    </w:p>
-    <w:p>
-      <w:r>
-        <w:t xml:space="preserve">4.3. </w:t>
-      </w:r>
-      <w:r>
-        <w:t xml:space="preserve">Стороны освобождаются от ответственности при наступлении обстоятельств непреодолимой силы, если они прямо повлияли на исполнение обязательств.</w:t>
-      </w:r>
-    </w:p>
-    <w:p>
-      <w:r>
-        <w:t xml:space="preserve">4.4. </w:t>
-      </w:r>
-      <w:r>
-        <w:t xml:space="preserve">Сторона, для которой создалась невозможность исполнения, обязана уведомить другую Сторону. Срок уведомления — </w:t>
-      </w:r>
-      <w:r>
-        <w:t xml:space="preserve">не позднее 02.08.2025</w:t>
-      </w:r>
-      <w:r>
-        <w:t xml:space="preserve">.</w:t>
-      </w:r>
-    </w:p>
-    <w:p>
-      <w:r>
-        <w:t xml:space="preserve">4.5. </w:t>
-      </w:r>
-      <w:r>
-        <w:t xml:space="preserve">Все споры и разногласия решаются путём переговоров. Претензионный порядок обязателен, срок ответа на претензию — </w:t>
-      </w:r>
-      <w:r>
-        <w:t xml:space="preserve">в течение 45 (Сорока пяти) дней с момента поступления денежных средств на расчетный счет</w:t>
-      </w:r>
-      <w:r>
-        <w:t xml:space="preserve">.</w:t>
-      </w:r>
-    </w:p>
-    <w:p/>
-    <w:p/>
-    <w:p>
-      <w:r>
-        <w:rPr>
-          <w:b/>
-        </w:rPr>
-        <w:t xml:space="preserve">10. ДОПОЛНИТЕЛЬНЫЕ СВЕДЕНИЯ О СТОРОНАХ</w:t>
-      </w:r>
-    </w:p>
-    <w:p>
-      <w:r>
-        <w:t xml:space="preserve">Расчётный счёт (дублирование): </w:t>
-      </w:r>
-      <w:r>
-        <w:t xml:space="preserve">4081 7810 6331 0146 2189</w:t>
-      </w:r>
-    </w:p>
-    <w:p>
-      <w:r>
-        <w:t xml:space="preserve">ИНН (дублирование): </w:t>
-      </w:r>
-      <w:r>
-        <w:t xml:space="preserve">829-623-416897</w:t>
-      </w:r>
-    </w:p>
-    <w:p>
-      <w:r>
-        <w:t xml:space="preserve">Резервный e-mail: </w:t>
-      </w:r>
-      <w:r>
-        <w:t xml:space="preserve">ershovа@inbox.ru</w:t>
-      </w:r>
-    </w:p>
-    <w:p/>
-    <w:p/>
-    <w:p>
-      <w:r>
-        <w:rPr>
-          <w:b/>
-        </w:rPr>
-        <w:t xml:space="preserve">9. КОНТРОЛЬНЫЕ ВЕЛИЧИНЫ</w:t>
-      </w:r>
-    </w:p>
-    <w:p>
-      <w:r>
-        <w:t xml:space="preserve">9.1. Контрольная запись: </w:t>
-      </w:r>
-      <w:r>
-        <w:rPr>
-          <w:b/>
-        </w:rPr>
-        <w:t xml:space="preserve">1/3</w:t>
-      </w:r>
-      <w:r>
-        <w:t xml:space="preserve">00 ключевой ставки ЦБ РФ от цены Договора</w:t>
-      </w:r>
-      <w:r>
-        <w:t xml:space="preserve">.</w:t>
-      </w:r>
-    </w:p>
-    <w:p>
-      <w:r>
-        <w:t xml:space="preserve">9.2. Контрольная запись: </w:t>
-      </w:r>
-      <w:r>
-        <w:rPr>
-          <w:b/>
-        </w:rPr>
-        <w:t xml:space="preserve">не позднее 06.06.20</w:t>
-      </w:r>
-      <w:r>
-        <w:t xml:space="preserve">25</w:t>
-      </w:r>
-      <w:r>
-        <w:t xml:space="preserve">.</w:t>
-      </w:r>
-    </w:p>
-    <w:p>
-      <w:r>
-        <w:t xml:space="preserve">9.3. Контрольная запись: </w:t>
-      </w:r>
-      <w:r>
-        <w:rPr>
-          <w:b/>
-        </w:rPr>
-        <w:t xml:space="preserve">16/20</w:t>
-      </w:r>
-      <w:r>
-        <w:t xml:space="preserve">23-Д</w:t>
-      </w:r>
-      <w:r>
-        <w:t xml:space="preserve">.</w:t>
-      </w:r>
-    </w:p>
-    <w:p>
-      <w:r>
-        <w:t xml:space="preserve">9.4. Контрольная запись: </w:t>
-      </w:r>
-      <w:r>
-        <w:t xml:space="preserve">не мене­е 858000 (Восьми⁠сот пятидесяти восьми тысяч) RUB</w:t>
-      </w:r>
-      <w:r>
-        <w:t xml:space="preserve">.</w:t>
-      </w:r>
-    </w:p>
-    <w:p/>
-    <w:p>
-      <w:r>
-        <w:rPr>
-          <w:b/>
-        </w:rPr>
-        <w:t xml:space="preserve">РЕКВИЗИТЫ И ПОДПИСИ СТОРОН</w:t>
-      </w:r>
-    </w:p>
-    <w:p/>
+    <w:p>
+      <w:r>
+        <w:t xml:space="preserve">2.8. </w:t>
+      </w:r>
+      <w:r>
+        <w:t xml:space="preserve">Платёж по налогу перечисляется на код бюджетной классификации </w:t>
+      </w:r>
+      <w:r>
+        <w:t xml:space="preserve">182 101 010 110 110 001 10</w:t>
+      </w:r>
+      <w:r>
+        <w:t xml:space="preserve">, получатель — территориальный орган Федерального казначейства.</w:t>
+      </w:r>
+    </w:p>
+    <w:p>
+      <w:r>
+        <w:t xml:space="preserve">2.9. </w:t>
+      </w:r>
+      <w:r>
+        <w:t xml:space="preserve">Полномочия подтверждаются свидетельством о рождении, выдано </w:t>
+      </w:r>
+      <w:r>
+        <w:t xml:space="preserve">21.01.2013</w:t>
+      </w:r>
+      <w:r>
+        <w:t xml:space="preserve"> отделом ЗАГС.</w:t>
+      </w:r>
+    </w:p>
     <w:tbl>
       <w:tblPr>
         <w:tblW w:w="9360" w:type="dxa"/>
@@ -768,101 +553,7 @@
           </w:tcPr>
           <w:p>
             <w:r>
-              <w:rPr>
-                <w:b/>
-              </w:rPr>
-              <w:t xml:space="preserve">Продавец:</w:t>
-            </w:r>
-          </w:p>
-          <w:p>
-            <w:r>
-              <w:t xml:space="preserve">Ершова Ирина Алексеевна</w:t>
-            </w:r>
-          </w:p>
-          <w:p>
-            <w:r>
-              <w:t xml:space="preserve">Дата рождения: </w:t>
-            </w:r>
-            <w:r>
-              <w:t xml:space="preserve">15.04.1991</w:t>
-            </w:r>
-          </w:p>
-          <w:p>
-            <w:r>
-              <w:t xml:space="preserve">Адрес регистрации: </w:t>
-            </w:r>
-            <w:r>
-              <w:t xml:space="preserve">Свердловская обл., тер. СНТ «Родник», уч. 134</w:t>
-            </w:r>
-          </w:p>
-          <w:p>
-            <w:r>
-              <w:t xml:space="preserve">Паспорт </w:t>
-            </w:r>
-            <w:r>
-              <w:t xml:space="preserve">21 05 660035</w:t>
-            </w:r>
-            <w:r>
-              <w:t xml:space="preserve">, выдан ОУФМС России по Тверской области в Заволжском р-не 20.01.2015</w:t>
-            </w:r>
-            <w:r>
-              <w:t xml:space="preserve">, код подразделения </w:t>
-            </w:r>
-            <w:r>
-              <w:t xml:space="preserve">541-631</w:t>
-            </w:r>
-          </w:p>
-          <w:p>
-            <w:r>
-              <w:t xml:space="preserve">СНИЛС </w:t>
-            </w:r>
-            <w:r>
-              <w:t xml:space="preserve">498-334-040 19</w:t>
-            </w:r>
-            <w:r>
-              <w:t xml:space="preserve"> ИНН </w:t>
-            </w:r>
-            <w:r>
-              <w:t xml:space="preserve">829623416897</w:t>
-            </w:r>
-          </w:p>
-          <w:p>
-            <w:r>
-              <w:t xml:space="preserve">Тел.: </w:t>
-            </w:r>
-            <w:r>
-              <w:t xml:space="preserve">+7 (495) 346-80-78</w:t>
-            </w:r>
-          </w:p>
-          <w:p>
-            <w:r>
-              <w:t xml:space="preserve">E-mail: </w:t>
-            </w:r>
-            <w:r>
-              <w:t xml:space="preserve">ershova@yandex.ru</w:t>
-            </w:r>
-          </w:p>
-          <w:p/>
-          <w:p>
-            <w:r>
-              <w:t xml:space="preserve">______________ </w:t>
-            </w:r>
-            <w:r>
-              <w:t xml:space="preserve">Ершова И. А.</w:t>
-            </w:r>
-          </w:p>
-          <w:p>
-            <w:r>
-              <w:t xml:space="preserve">Согласовано: </w:t>
-            </w:r>
-            <w:r>
-              <w:rPr>
-                <w:b/>
-              </w:rPr>
-              <w:t xml:space="preserve">Ершова Ирин</w:t>
-            </w:r>
-            <w:r>
-              <w:t xml:space="preserve">а Алексеевна</w:t>
+              <w:t xml:space="preserve">6</w:t>
             </w:r>
           </w:p>
         </w:tc>
@@ -872,6 +563,402 @@
           </w:tcPr>
           <w:p>
             <w:r>
+              <w:t xml:space="preserve">РУБ.</w:t>
+            </w:r>
+          </w:p>
+        </w:tc>
+      </w:tr>
+    </w:tbl>
+    <w:p>
+      <w:r>
+        <w:t xml:space="preserve">2.10. </w:t>
+      </w:r>
+      <w:r>
+        <w:t xml:space="preserve">Поставке подлежит насос модели </w:t>
+      </w:r>
+      <w:r>
+        <w:t xml:space="preserve">ЭЦВ-6-10-80h</w:t>
+      </w:r>
+      <w:r>
+        <w:t xml:space="preserve"> и кабель марки </w:t>
+      </w:r>
+      <w:r>
+        <w:t xml:space="preserve">ВВГнг(А)-LSt</w:t>
+      </w:r>
+      <w:r>
+        <w:t xml:space="preserve">.</w:t>
+      </w:r>
+    </w:p>
+    <w:p/>
+    <w:p>
+      <w:r>
+        <w:rPr>
+          <w:b/>
+        </w:rPr>
+        <w:t xml:space="preserve">3. МЕСТО И СРОКИ ИСПОЛНЕНИЯ</w:t>
+      </w:r>
+    </w:p>
+    <w:p>
+      <w:r>
+        <w:t xml:space="preserve">3.1. Место исполнения обязательств: </w:t>
+      </w:r>
+      <w:r>
+        <w:t xml:space="preserve">614000, Краснодарский край, г. Пермь, ул. Пушкина, д. 54, корп. 2, литера А, пом. 25, оф. 286</w:t>
+      </w:r>
+      <w:r>
+        <w:t xml:space="preserve">.</w:t>
+      </w:r>
+    </w:p>
+    <w:p>
+      <w:r>
+        <w:t xml:space="preserve">3.2. Уведомления направляются </w:t>
+      </w:r>
+      <w:r>
+        <w:t xml:space="preserve">Крыловой Светлане Сергеевне</w:t>
+      </w:r>
+      <w:r>
+        <w:t xml:space="preserve"> по телефону </w:t>
+      </w:r>
+      <w:r>
+        <w:t xml:space="preserve">+7 (499) 142-69-79</w:t>
+      </w:r>
+      <w:r>
+        <w:t xml:space="preserve">.</w:t>
+      </w:r>
+    </w:p>
+    <w:p>
+      <w:r>
+        <w:t xml:space="preserve">3.3. Срок исполнения обязательств — </w:t>
+      </w:r>
+      <w:r>
+        <w:t xml:space="preserve">в течение 24 месяцев с даты подписания Сторонами акта сдачи-приемки оказанных услуг</w:t>
+      </w:r>
+      <w:r>
+        <w:t xml:space="preserve">.</w:t>
+      </w:r>
+    </w:p>
+    <w:p/>
+    <w:p>
+      <w:r>
+        <w:rPr>
+          <w:b/>
+        </w:rPr>
+        <w:t xml:space="preserve">4. ПРОЧИЕ УСЛОВИЯ</w:t>
+      </w:r>
+    </w:p>
+    <w:p>
+      <w:r>
+        <w:t xml:space="preserve">4.1. </w:t>
+      </w:r>
+      <w:r>
+        <w:t xml:space="preserve">Стороны несут ответственность за неисполнение или ненадлежащее исполнение обязательств в соответствии с законодательством Российской Федерации.</w:t>
+      </w:r>
+    </w:p>
+    <w:p>
+      <w:r>
+        <w:t xml:space="preserve">4.2. </w:t>
+      </w:r>
+      <w:r>
+        <w:t xml:space="preserve">Размер неустойки за нарушение сроков оплаты: </w:t>
+      </w:r>
+      <w:r>
+        <w:t xml:space="preserve">0,1 (одна десятая процента) процента от общей суммы счета</w:t>
+      </w:r>
+      <w:r>
+        <w:t xml:space="preserve">, но не более </w:t>
+      </w:r>
+      <w:r>
+        <w:t xml:space="preserve">0,2 (две десятых процента) % от цены Договора</w:t>
+      </w:r>
+      <w:r>
+        <w:t xml:space="preserve">. Предельный размер ответственности: </w:t>
+      </w:r>
+      <w:r>
+        <w:t xml:space="preserve">0,2 % годовых</w:t>
+      </w:r>
+      <w:r>
+        <w:t xml:space="preserve">.</w:t>
+      </w:r>
+    </w:p>
+    <w:p>
+      <w:r>
+        <w:t xml:space="preserve">4.3. </w:t>
+      </w:r>
+      <w:r>
+        <w:t xml:space="preserve">Стороны освобождаются от ответственности при наступлении обстоятельств непреодолимой силы, если они прямо повлияли на исполнение обязательств.</w:t>
+      </w:r>
+    </w:p>
+    <w:p>
+      <w:r>
+        <w:t xml:space="preserve">4.4. </w:t>
+      </w:r>
+      <w:r>
+        <w:t xml:space="preserve">Сторона, для которой создалась невозможность исполнения, обязана уведомить другую Сторону. Срок уведомления — </w:t>
+      </w:r>
+      <w:r>
+        <w:t xml:space="preserve">не позднее 13.03.2026</w:t>
+      </w:r>
+      <w:r>
+        <w:t xml:space="preserve">.</w:t>
+      </w:r>
+    </w:p>
+    <w:p>
+      <w:r>
+        <w:t xml:space="preserve">4.5. </w:t>
+      </w:r>
+      <w:r>
+        <w:t xml:space="preserve">Все споры и разногласия решаются путём переговоров. Претензионный порядок обязателен, срок ответа на претензию — </w:t>
+      </w:r>
+      <w:r>
+        <w:t xml:space="preserve">в течение 3 (Трёх) дней с момента поступления денежных средств на расчетный счет</w:t>
+      </w:r>
+      <w:r>
+        <w:t xml:space="preserve">.</w:t>
+      </w:r>
+    </w:p>
+    <w:p/>
+    <w:p/>
+    <w:p>
+      <w:r>
+        <w:rPr>
+          <w:b/>
+        </w:rPr>
+        <w:t xml:space="preserve">10. ДОПОЛНИТЕЛЬНЫЕ СВЕДЕНИЯ О СТОРОНАХ</w:t>
+      </w:r>
+    </w:p>
+    <w:p>
+      <w:r>
+        <w:t xml:space="preserve">Расчётный счёт (дублирование): </w:t>
+      </w:r>
+      <w:r>
+        <w:t xml:space="preserve">4081 7810 6331 0146 2189</w:t>
+      </w:r>
+    </w:p>
+    <w:p>
+      <w:r>
+        <w:t xml:space="preserve">ИНН (дублирование): </w:t>
+      </w:r>
+      <w:r>
+        <w:t xml:space="preserve">829-623-416897</w:t>
+      </w:r>
+    </w:p>
+    <w:p>
+      <w:r>
+        <w:t xml:space="preserve">Резервный e-mail: </w:t>
+      </w:r>
+      <w:r>
+        <w:t xml:space="preserve">ershovа@mail.ru</w:t>
+      </w:r>
+    </w:p>
+    <w:p/>
+    <w:p/>
+    <w:p>
+      <w:r>
+        <w:rPr>
+          <w:b/>
+        </w:rPr>
+        <w:t xml:space="preserve">9. КОНТРОЛЬНЫЕ ВЕЛИЧИНЫ</w:t>
+      </w:r>
+    </w:p>
+    <w:p>
+      <w:r>
+        <w:t xml:space="preserve">9.1. Контрольная запись: </w:t>
+      </w:r>
+      <w:r>
+        <w:rPr>
+          <w:b/>
+        </w:rPr>
+        <w:t xml:space="preserve">1/3</w:t>
+      </w:r>
+      <w:r>
+        <w:t xml:space="preserve">00 ключевой ставки ЦБ РФ от цены Договора</w:t>
+      </w:r>
+      <w:r>
+        <w:t xml:space="preserve">.</w:t>
+      </w:r>
+    </w:p>
+    <w:p>
+      <w:r>
+        <w:t xml:space="preserve">9.2. Контрольная запись: </w:t>
+      </w:r>
+      <w:r>
+        <w:rPr>
+          <w:b/>
+        </w:rPr>
+        <w:t xml:space="preserve">не позднее 06.12.20</w:t>
+      </w:r>
+      <w:r>
+        <w:t xml:space="preserve">25</w:t>
+      </w:r>
+      <w:r>
+        <w:t xml:space="preserve">.</w:t>
+      </w:r>
+    </w:p>
+    <w:p>
+      <w:r>
+        <w:t xml:space="preserve">9.3. Контрольная запись: </w:t>
+      </w:r>
+      <w:r>
+        <w:rPr>
+          <w:b/>
+        </w:rPr>
+        <w:t xml:space="preserve">46/20</w:t>
+      </w:r>
+      <w:r>
+        <w:t xml:space="preserve">23-Д</w:t>
+      </w:r>
+      <w:r>
+        <w:t xml:space="preserve">.</w:t>
+      </w:r>
+    </w:p>
+    <w:p>
+      <w:r>
+        <w:t xml:space="preserve">9.4. Контрольная запись: </w:t>
+      </w:r>
+      <w:r>
+        <w:t xml:space="preserve">не менее 69700000 (Шестидесяти девяти миллионов семисот ­тыся ч) RUB</w:t>
+      </w:r>
+      <w:r>
+        <w:t xml:space="preserve">.</w:t>
+      </w:r>
+    </w:p>
+    <w:p/>
+    <w:p>
+      <w:r>
+        <w:rPr>
+          <w:b/>
+        </w:rPr>
+        <w:t xml:space="preserve">РЕКВИЗИТЫ И ПОДПИСИ СТОРОН</w:t>
+      </w:r>
+    </w:p>
+    <w:p/>
+    <w:tbl>
+      <w:tblPr>
+        <w:tblW w:w="9360" w:type="dxa"/>
+        <w:tblBorders>
+          <w:top w:val="single" w:sz="4" w:color="auto"/>
+          <w:left w:val="single" w:sz="4" w:color="auto"/>
+          <w:bottom w:val="single" w:sz="4" w:color="auto"/>
+          <w:right w:val="single" w:sz="4" w:color="auto"/>
+          <w:insideH w:val="single" w:sz="4" w:color="auto"/>
+          <w:insideV w:val="single" w:sz="4" w:color="auto"/>
+        </w:tblBorders>
+      </w:tblPr>
+      <w:tblGrid>
+        <w:gridCol w:w="4680"/>
+        <w:gridCol w:w="4680"/>
+      </w:tblGrid>
+      <w:tr>
+        <w:tc>
+          <w:tcPr>
+            <w:tcW w:w="4680" w:type="dxa"/>
+          </w:tcPr>
+          <w:p>
+            <w:r>
+              <w:rPr>
+                <w:b/>
+              </w:rPr>
+              <w:t xml:space="preserve">Продавец:</w:t>
+            </w:r>
+          </w:p>
+          <w:p>
+            <w:r>
+              <w:t xml:space="preserve">Ершова Ирина Алексеевна</w:t>
+            </w:r>
+          </w:p>
+          <w:p>
+            <w:r>
+              <w:t xml:space="preserve">Дата рождения: </w:t>
+            </w:r>
+            <w:r>
+              <w:t xml:space="preserve">15.04.1991</w:t>
+            </w:r>
+          </w:p>
+          <w:p>
+            <w:r>
+              <w:t xml:space="preserve">Адрес регистрации: </w:t>
+            </w:r>
+            <w:r>
+              <w:t xml:space="preserve">Тверская обл., Дмитровский р-н, 80 км автодороги М-3 «Дон», стр. 4</w:t>
+            </w:r>
+          </w:p>
+          <w:p>
+            <w:r>
+              <w:t xml:space="preserve">Паспорт </w:t>
+            </w:r>
+            <w:r>
+              <w:t xml:space="preserve">21 05 660035</w:t>
+            </w:r>
+            <w:r>
+              <w:t xml:space="preserve">, выдан ОУФМС России по Тверской области в Заволжском р-не 20.01.2015</w:t>
+            </w:r>
+            <w:r>
+              <w:t xml:space="preserve">, код подразделения </w:t>
+            </w:r>
+            <w:r>
+              <w:t xml:space="preserve">541-631</w:t>
+            </w:r>
+          </w:p>
+          <w:p>
+            <w:r>
+              <w:t xml:space="preserve">СНИЛС </w:t>
+            </w:r>
+            <w:r>
+              <w:t xml:space="preserve">498-334-040 19</w:t>
+            </w:r>
+            <w:r>
+              <w:t xml:space="preserve"> ИНН </w:t>
+            </w:r>
+            <w:r>
+              <w:t xml:space="preserve">829623416897</w:t>
+            </w:r>
+          </w:p>
+          <w:p>
+            <w:r>
+              <w:t xml:space="preserve">Тел.: </w:t>
+            </w:r>
+            <w:r>
+              <w:t xml:space="preserve">+7 (383) 215-80-64</w:t>
+            </w:r>
+          </w:p>
+          <w:p>
+            <w:r>
+              <w:t xml:space="preserve">E-mail: </w:t>
+            </w:r>
+            <w:r>
+              <w:t xml:space="preserve">ershova@yandex.ru</w:t>
+            </w:r>
+          </w:p>
+          <w:p/>
+          <w:p>
+            <w:r>
+              <w:t xml:space="preserve">______________ </w:t>
+            </w:r>
+            <w:r>
+              <w:t xml:space="preserve">Ершова И. А.</w:t>
+            </w:r>
+          </w:p>
+          <w:p>
+            <w:r>
+              <w:t xml:space="preserve">Согласовано: </w:t>
+            </w:r>
+            <w:r>
+              <w:rPr>
+                <w:b/>
+              </w:rPr>
+              <w:t xml:space="preserve">Ершова Ирин</w:t>
+            </w:r>
+            <w:r>
+              <w:t xml:space="preserve">а Алексеевна</w:t>
+            </w:r>
+          </w:p>
+        </w:tc>
+        <w:tc>
+          <w:tcPr>
+            <w:tcW w:w="4680" w:type="dxa"/>
+          </w:tcPr>
+          <w:p>
+            <w:r>
               <w:rPr>
                 <w:b/>
               </w:rPr>
@@ -896,7 +983,7 @@
               <w:t xml:space="preserve">Адрес регистрации: </w:t>
             </w:r>
             <w:r>
-              <w:t xml:space="preserve">Тверская обл., Дмитровский р-н, 47 км автодороги М-7 «Дон», стр. 5</w:t>
+              <w:t xml:space="preserve">Свердловская обл., тер. СНТ «Родник», уч. 107</w:t>
             </w:r>
           </w:p>
           <w:p>
@@ -935,7 +1022,7 @@
               <w:t xml:space="preserve">Тел.: </w:t>
             </w:r>
             <w:r>
-              <w:t xml:space="preserve">+7 (843) 312-71-32</w:t>
+              <w:t xml:space="preserve">+7 (843) 902-32-11</w:t>
             </w:r>
           </w:p>
           <w:p>
@@ -1002,13 +1089,13 @@
       <w:t xml:space="preserve">ИП Ершова И. А. · </w:t>
     </w:r>
     <w:r>
-      <w:t xml:space="preserve">+7 (495) 731-95-65</w:t>
+      <w:t xml:space="preserve">+7 (383) 780-65-55</w:t>
     </w:r>
     <w:r>
       <w:t xml:space="preserve"> · </w:t>
     </w:r>
     <w:r>
-      <w:t xml:space="preserve">ershova@list.ru</w:t>
+      <w:t xml:space="preserve">ershova@gmail.com</w:t>
     </w:r>
   </w:p>
 </w:hdr>

--- a/tests/corpus_v2/docs/sale_0008.docx
+++ b/tests/corpus_v2/docs/sale_0008.docx
@@ -164,10 +164,105 @@
         <w:t xml:space="preserve">Расчёты производятся через аккредитив, открываемый Покупателем. Сумма аккредитива: </w:t>
       </w:r>
       <w:r>
-        <w:t xml:space="preserve">68000,6 (шестьдесят восемь тысяч) ₽</w:t>
+        <w:t xml:space="preserve">7090000,1 (семь миллионов девяносто тысяч) ₽</w:t>
       </w:r>
       <w:r>
         <w:t xml:space="preserve">, НДС не облагается</w:t>
+      </w:r>
+      <w:r>
+        <w:t xml:space="preserve">.</w:t>
+      </w:r>
+    </w:p>
+    <w:p>
+      <w:r>
+        <w:t xml:space="preserve">1.5. </w:t>
+      </w:r>
+      <w:r>
+        <w:t xml:space="preserve">Товар отгружается по товарной накладной ТОРГ-12 № </w:t>
+      </w:r>
+      <w:r>
+        <w:t xml:space="preserve">040724875</w:t>
+      </w:r>
+      <w:r>
+        <w:t xml:space="preserve">. Номенклатурный номер позиции — </w:t>
+      </w:r>
+      <w:r>
+        <w:t xml:space="preserve">042601999</w:t>
+      </w:r>
+      <w:r>
+        <w:t xml:space="preserve">. Серийный номер агрегата — </w:t>
+      </w:r>
+      <w:r>
+        <w:t xml:space="preserve">041219190</w:t>
+      </w:r>
+      <w:r>
+        <w:t xml:space="preserve">.</w:t>
+      </w:r>
+    </w:p>
+    <w:p>
+      <w:r>
+        <w:t xml:space="preserve">1.6. </w:t>
+      </w:r>
+      <w:r>
+        <w:t xml:space="preserve">Целевые средства перечисляются по коду цели </w:t>
+      </w:r>
+      <w:r>
+        <w:t xml:space="preserve">049823553</w:t>
+      </w:r>
+      <w:r>
+        <w:t xml:space="preserve"> согласно приказу Минфина России № 157н. </w:t>
+      </w:r>
+      <w:r>
+        <w:t xml:space="preserve">БИК будет сообщён дополнительно, номер заявки — </w:t>
+      </w:r>
+      <w:r>
+        <w:t xml:space="preserve">049692913</w:t>
+      </w:r>
+      <w:r>
+        <w:t xml:space="preserve">.</w:t>
+      </w:r>
+    </w:p>
+    <w:p>
+      <w:r>
+        <w:t xml:space="preserve">1.7. </w:t>
+      </w:r>
+      <w:r>
+        <w:t xml:space="preserve">Учёт потребления ведётся по лицевому счёту </w:t>
+      </w:r>
+      <w:r>
+        <w:t xml:space="preserve">85650556833</w:t>
+      </w:r>
+      <w:r>
+        <w:t xml:space="preserve">. Приложение учтено за номером </w:t>
+      </w:r>
+      <w:r>
+        <w:t xml:space="preserve">82905695898</w:t>
+      </w:r>
+      <w:r>
+        <w:t xml:space="preserve">. Счётчик имеет заводской номер </w:t>
+      </w:r>
+      <w:r>
+        <w:t xml:space="preserve">88533716305</w:t>
+      </w:r>
+      <w:r>
+        <w:t xml:space="preserve">.</w:t>
+      </w:r>
+    </w:p>
+    <w:p>
+      <w:r>
+        <w:t xml:space="preserve">1.8. </w:t>
+      </w:r>
+      <w:r>
+        <w:t xml:space="preserve">Сведения внесены в реестр за номером </w:t>
+      </w:r>
+      <w:r>
+        <w:t xml:space="preserve">85974937523</w:t>
+      </w:r>
+      <w:r>
+        <w:t xml:space="preserve"> в порядке статьи 434 Гражданского кодекса Российской Федерации. Исходящий номер уведомления — </w:t>
+      </w:r>
+      <w:r>
+        <w:t xml:space="preserve">89051264059</w:t>
       </w:r>
       <w:r>
         <w:t xml:space="preserve">.</w:t>
@@ -209,7 +304,7 @@
         <w:t xml:space="preserve">2.3. Срок оплаты — </w:t>
       </w:r>
       <w:r>
-        <w:t xml:space="preserve">в течение 20 календарных дней</w:t>
+        <w:t xml:space="preserve">в течение 60 календарных дней</w:t>
       </w:r>
       <w:r>
         <w:t xml:space="preserve">.</w:t>
@@ -229,7 +324,7 @@
         <w:t xml:space="preserve">, артикул </w:t>
       </w:r>
       <w:r>
-        <w:t xml:space="preserve">RM-2190-16</w:t>
+        <w:t xml:space="preserve">RM-9820-29</w:t>
       </w:r>
       <w:r>
         <w:t xml:space="preserve">, код </w:t>
@@ -289,49 +384,49 @@
         <w:t xml:space="preserve">. Товар отгружается с сопроводительным документом паспорт качества № </w:t>
       </w:r>
       <w:r>
-        <w:t xml:space="preserve">91 19 746573</w:t>
+        <w:t xml:space="preserve">64 17 118400</w:t>
       </w:r>
       <w:r>
         <w:t xml:space="preserve">. К партии приложен паспорт изделия № </w:t>
       </w:r>
       <w:r>
-        <w:t xml:space="preserve">79 19 550271</w:t>
+        <w:t xml:space="preserve">71 14 186015</w:t>
       </w:r>
       <w:r>
         <w:t xml:space="preserve">. Оборудование поставляется с паспортом транспортного средства № </w:t>
       </w:r>
       <w:r>
-        <w:t xml:space="preserve">41 16 781999</w:t>
+        <w:t xml:space="preserve">90 09 415305</w:t>
       </w:r>
       <w:r>
         <w:t xml:space="preserve">. Приёмка производится согласно техническому паспорту </w:t>
       </w:r>
       <w:r>
-        <w:t xml:space="preserve">87 01 875268</w:t>
+        <w:t xml:space="preserve">70 13 217837</w:t>
       </w:r>
       <w:r>
         <w:t xml:space="preserve">. СНИЛС не указан, номер заказа </w:t>
       </w:r>
       <w:r>
-        <w:t xml:space="preserve">376-511-416 50</w:t>
+        <w:t xml:space="preserve">495-968-947 22</w:t>
       </w:r>
       <w:r>
         <w:t xml:space="preserve">. Дата рождения не проставлена, документ выдан </w:t>
       </w:r>
       <w:r>
-        <w:t xml:space="preserve">12.05.2016</w:t>
+        <w:t xml:space="preserve">25.01.2015</w:t>
       </w:r>
       <w:r>
         <w:t xml:space="preserve">. Код подразделения, см. артикул </w:t>
       </w:r>
       <w:r>
-        <w:t xml:space="preserve">594-744</w:t>
+        <w:t xml:space="preserve">632-968</w:t>
       </w:r>
       <w:r>
         <w:t xml:space="preserve">. Цена — </w:t>
       </w:r>
       <w:r>
-        <w:t xml:space="preserve">56 500 000,63 руб.</w:t>
+        <w:t xml:space="preserve">6 900 000,45 руб.</w:t>
       </w:r>
       <w:r>
         <w:t xml:space="preserve">, включая НДС </w:t>
@@ -343,7 +438,7 @@
         <w:t xml:space="preserve"> в размере </w:t>
       </w:r>
       <w:r>
-        <w:t xml:space="preserve">Девяносто два миллиона шестьсот тысяч рублей 5 коп.</w:t>
+        <w:t xml:space="preserve">Два миллиона четыреста двадцать тысяч рублей 0 коп.</w:t>
       </w:r>
       <w:r>
         <w:t xml:space="preserve">.</w:t>
@@ -357,25 +452,25 @@
         <w:t xml:space="preserve">Товар маркирован штрихкодом </w:t>
       </w:r>
       <w:r>
-        <w:t xml:space="preserve">4608825420432</w:t>
+        <w:t xml:space="preserve">4604341517348</w:t>
       </w:r>
       <w:r>
         <w:t xml:space="preserve">. Код контрагента по ОКПО — </w:t>
       </w:r>
       <w:r>
-        <w:t xml:space="preserve">3701627383</w:t>
+        <w:t xml:space="preserve">5055407225</w:t>
       </w:r>
       <w:r>
         <w:t xml:space="preserve">. Оборудование учтено под инвентарным номером </w:t>
       </w:r>
       <w:r>
-        <w:t xml:space="preserve">045162553</w:t>
+        <w:t xml:space="preserve">046164592</w:t>
       </w:r>
       <w:r>
         <w:t xml:space="preserve">, складской позиции присвоен номер </w:t>
       </w:r>
       <w:r>
-        <w:t xml:space="preserve">261296469</w:t>
+        <w:t xml:space="preserve">491230393</w:t>
       </w:r>
       <w:r>
         <w:t xml:space="preserve">.</w:t>
@@ -389,19 +484,19 @@
         <w:t xml:space="preserve">Оплата по счёту-фактуре на КБК </w:t>
       </w:r>
       <w:r>
-        <w:t xml:space="preserve">18210101011011000181</w:t>
+        <w:t xml:space="preserve">18210101011011000183</w:t>
       </w:r>
       <w:r>
         <w:t xml:space="preserve">. ИНН не присвоен, регистрационный № </w:t>
       </w:r>
       <w:r>
-        <w:t xml:space="preserve">1754031101</w:t>
+        <w:t xml:space="preserve">3249575774</w:t>
       </w:r>
       <w:r>
         <w:t xml:space="preserve">. ИНН не присвоен, платёжный документ № </w:t>
       </w:r>
       <w:r>
-        <w:t xml:space="preserve">114653151063</w:t>
+        <w:t xml:space="preserve">629076341700</w:t>
       </w:r>
       <w:r>
         <w:t xml:space="preserve">. Заказчик действует в лице </w:t>
@@ -421,13 +516,13 @@
         <w:t xml:space="preserve">Массовая доля влаги в товаре — </w:t>
       </w:r>
       <w:r>
-        <w:t xml:space="preserve">не более 8 %</w:t>
+        <w:t xml:space="preserve">не более 14 %</w:t>
       </w:r>
       <w:r>
         <w:t xml:space="preserve">. Товар подлежит хранению </w:t>
       </w:r>
       <w:r>
-        <w:t xml:space="preserve">в течение 48 часов</w:t>
+        <w:t xml:space="preserve">в течение 12 часов</w:t>
       </w:r>
       <w:r>
         <w:t xml:space="preserve"> при температуре не выше +4 °C. Срок исковой давности по требованиям, вытекающим из Договора, составляет </w:t>
@@ -496,7 +591,7 @@
           </w:tcPr>
           <w:p>
             <w:r>
-              <w:t xml:space="preserve">6163760651</w:t>
+              <w:t xml:space="preserve">3468878821</w:t>
             </w:r>
           </w:p>
         </w:tc>
@@ -524,7 +619,7 @@
         <w:t xml:space="preserve">Полномочия подтверждаются свидетельством о рождении, выдано </w:t>
       </w:r>
       <w:r>
-        <w:t xml:space="preserve">21.01.2013</w:t>
+        <w:t xml:space="preserve">11.05.2020</w:t>
       </w:r>
       <w:r>
         <w:t xml:space="preserve"> отделом ЗАГС.</w:t>
@@ -553,7 +648,7 @@
           </w:tcPr>
           <w:p>
             <w:r>
-              <w:t xml:space="preserve">6</w:t>
+              <w:t xml:space="preserve">5</w:t>
             </w:r>
           </w:p>
         </w:tc>
@@ -603,7 +698,7 @@
         <w:t xml:space="preserve">3.1. Место исполнения обязательств: </w:t>
       </w:r>
       <w:r>
-        <w:t xml:space="preserve">614000, Краснодарский край, г. Пермь, ул. Пушкина, д. 54, корп. 2, литера А, пом. 25, оф. 286</w:t>
+        <w:t xml:space="preserve">620014, Московская обл., г. Екатеринбург, ул. Строителей, д. 20, корп. 1, литера А, пом. 30, оф. 120</w:t>
       </w:r>
       <w:r>
         <w:t xml:space="preserve">.</w:t>
@@ -620,7 +715,7 @@
         <w:t xml:space="preserve"> по телефону </w:t>
       </w:r>
       <w:r>
-        <w:t xml:space="preserve">+7 (499) 142-69-79</w:t>
+        <w:t xml:space="preserve">+7 (495) 566-24-16</w:t>
       </w:r>
       <w:r>
         <w:t xml:space="preserve">.</w:t>
@@ -631,7 +726,111 @@
         <w:t xml:space="preserve">3.3. Срок исполнения обязательств — </w:t>
       </w:r>
       <w:r>
-        <w:t xml:space="preserve">в течение 24 месяцев с даты подписания Сторонами акта сдачи-приемки оказанных услуг</w:t>
+        <w:t xml:space="preserve">в течение 6 месяцев с даты подписания Сторонами акта сдачи-приемки оказанных услуг</w:t>
+      </w:r>
+      <w:r>
+        <w:t xml:space="preserve">.</w:t>
+      </w:r>
+    </w:p>
+    <w:p>
+      <w:r>
+        <w:t xml:space="preserve">3.4. </w:t>
+      </w:r>
+      <w:r>
+        <w:t xml:space="preserve">Финансирование ведётся за счёт средств бюджета, КБК </w:t>
+      </w:r>
+      <w:r>
+        <w:t xml:space="preserve">18272635016065586030</w:t>
+      </w:r>
+      <w:r>
+        <w:t xml:space="preserve">. Счётчик имеет заводской номер </w:t>
+      </w:r>
+      <w:r>
+        <w:t xml:space="preserve">39731936235800080524</w:t>
+      </w:r>
+      <w:r>
+        <w:t xml:space="preserve">.</w:t>
+      </w:r>
+    </w:p>
+    <w:p>
+      <w:r>
+        <w:t xml:space="preserve">3.5. </w:t>
+      </w:r>
+      <w:r>
+        <w:t xml:space="preserve">Счёт на оплату содержит УИН </w:t>
+      </w:r>
+      <w:r>
+        <w:t xml:space="preserve">18209845145880468049</w:t>
+      </w:r>
+      <w:r>
+        <w:t xml:space="preserve">. Счёт-проформа зарегистрирован за номером </w:t>
+      </w:r>
+      <w:r>
+        <w:t xml:space="preserve">77694094665784454358</w:t>
+      </w:r>
+      <w:r>
+        <w:t xml:space="preserve">. Очерёдность списания со счёта определяется статьёй 855 Гражданского кодекса Российской Федерации, код вида дохода — </w:t>
+      </w:r>
+      <w:r>
+        <w:t xml:space="preserve">18210970360070598771</w:t>
+      </w:r>
+      <w:r>
+        <w:t xml:space="preserve">.</w:t>
+      </w:r>
+    </w:p>
+    <w:p>
+      <w:r>
+        <w:t xml:space="preserve">3.6. </w:t>
+      </w:r>
+      <w:r>
+        <w:t xml:space="preserve">ИНН иностранного контрагента не присваивается; номер записи в торговом реестре — </w:t>
+      </w:r>
+      <w:r>
+        <w:t xml:space="preserve">1321613592</w:t>
+      </w:r>
+      <w:r>
+        <w:t xml:space="preserve">. ИНН см. в приложении; спецификация № </w:t>
+      </w:r>
+      <w:r>
+        <w:t xml:space="preserve">1754031101</w:t>
+      </w:r>
+      <w:r>
+        <w:t xml:space="preserve">. В силу статьи 84 Налогового кодекса Российской Федерации ИНН присваивается налоговым органом; номер решения — </w:t>
+      </w:r>
+      <w:r>
+        <w:t xml:space="preserve">2573620463</w:t>
+      </w:r>
+      <w:r>
+        <w:t xml:space="preserve">.</w:t>
+      </w:r>
+    </w:p>
+    <w:p>
+      <w:r>
+        <w:t xml:space="preserve">3.7. </w:t>
+      </w:r>
+      <w:r>
+        <w:t xml:space="preserve">Регистрационный номер партии товара — </w:t>
+      </w:r>
+      <w:r>
+        <w:t xml:space="preserve">6163760651</w:t>
+      </w:r>
+      <w:r>
+        <w:t xml:space="preserve">. Доля посторонних включений — не более </w:t>
+      </w:r>
+      <w:r>
+        <w:t xml:space="preserve">0,4 %</w:t>
+      </w:r>
+      <w:r>
+        <w:t xml:space="preserve">. Прибор имеет погрешность не более </w:t>
+      </w:r>
+      <w:r>
+        <w:t xml:space="preserve">0,5 %</w:t>
+      </w:r>
+      <w:r>
+        <w:t xml:space="preserve">. Заводской номер поставляемого станка — </w:t>
+      </w:r>
+      <w:r>
+        <w:t xml:space="preserve">2947601838</w:t>
       </w:r>
       <w:r>
         <w:t xml:space="preserve">.</w:t>
@@ -696,7 +895,7 @@
         <w:t xml:space="preserve">Сторона, для которой создалась невозможность исполнения, обязана уведомить другую Сторону. Срок уведомления — </w:t>
       </w:r>
       <w:r>
-        <w:t xml:space="preserve">не позднее 13.03.2026</w:t>
+        <w:t xml:space="preserve">не позднее 21.10.2025</w:t>
       </w:r>
       <w:r>
         <w:t xml:space="preserve">.</w:t>
@@ -710,7 +909,125 @@
         <w:t xml:space="preserve">Все споры и разногласия решаются путём переговоров. Претензионный порядок обязателен, срок ответа на претензию — </w:t>
       </w:r>
       <w:r>
-        <w:t xml:space="preserve">в течение 3 (Трёх) дней с момента поступления денежных средств на расчетный счет</w:t>
+        <w:t xml:space="preserve">в течение 5 (Пяти) дней с момента поступления денежных средств на расчетный счет</w:t>
+      </w:r>
+      <w:r>
+        <w:t xml:space="preserve">.</w:t>
+      </w:r>
+    </w:p>
+    <w:p>
+      <w:r>
+        <w:t xml:space="preserve">4.6. </w:t>
+      </w:r>
+      <w:r>
+        <w:t xml:space="preserve">ИНН физического лица не указан; номер лицевого счёта абонента — </w:t>
+      </w:r>
+      <w:r>
+        <w:t xml:space="preserve">918296080506</w:t>
+      </w:r>
+      <w:r>
+        <w:t xml:space="preserve">. ИНН см. приложение; номенклатурный код — </w:t>
+      </w:r>
+      <w:r>
+        <w:t xml:space="preserve">304198017822</w:t>
+      </w:r>
+      <w:r>
+        <w:t xml:space="preserve">. Обработка ИНН ведётся по статье 86 Налогового кодекса Российской Федерации, запрос № </w:t>
+      </w:r>
+      <w:r>
+        <w:t xml:space="preserve">043967505921</w:t>
+      </w:r>
+      <w:r>
+        <w:t xml:space="preserve">.</w:t>
+      </w:r>
+    </w:p>
+    <w:p>
+      <w:r>
+        <w:t xml:space="preserve">4.7. </w:t>
+      </w:r>
+      <w:r>
+        <w:t xml:space="preserve">Накладной на партию присвоен номер </w:t>
+      </w:r>
+      <w:r>
+        <w:t xml:space="preserve">596570610353</w:t>
+      </w:r>
+      <w:r>
+        <w:t xml:space="preserve">. Модуль учёта имеет заводской номер </w:t>
+      </w:r>
+      <w:r>
+        <w:t xml:space="preserve">498966823352</w:t>
+      </w:r>
+      <w:r>
+        <w:t xml:space="preserve">. Уклон монтируемой кровли составляет </w:t>
+      </w:r>
+      <w:r>
+        <w:t xml:space="preserve">4 %</w:t>
+      </w:r>
+      <w:r>
+        <w:t xml:space="preserve">.</w:t>
+      </w:r>
+    </w:p>
+    <w:p>
+      <w:r>
+        <w:t xml:space="preserve">4.8. </w:t>
+      </w:r>
+      <w:r>
+        <w:t xml:space="preserve">Законом установлена предельная доля иностранного участия — </w:t>
+      </w:r>
+      <w:r>
+        <w:t xml:space="preserve">20 %</w:t>
+      </w:r>
+      <w:r>
+        <w:t xml:space="preserve">, как предусмотрено Федеральным законом о порядке осуществления иностранных инвестиций. Приложение № 3 к Договору содержит долю брака, не превышающую </w:t>
+      </w:r>
+      <w:r>
+        <w:t xml:space="preserve">1,9 %</w:t>
+      </w:r>
+      <w:r>
+        <w:t xml:space="preserve">.</w:t>
+      </w:r>
+    </w:p>
+    <w:p>
+      <w:r>
+        <w:t xml:space="preserve">4.9. </w:t>
+      </w:r>
+      <w:r>
+        <w:t xml:space="preserve">Срок годности товара — </w:t>
+      </w:r>
+      <w:r>
+        <w:t xml:space="preserve">в течение 24 месяцев</w:t>
+      </w:r>
+      <w:r>
+        <w:t xml:space="preserve"> с даты изготовления. Бетонная смесь выдерживается </w:t>
+      </w:r>
+      <w:r>
+        <w:t xml:space="preserve">в течение 72 часов</w:t>
+      </w:r>
+      <w:r>
+        <w:t xml:space="preserve"> без доступа влаги.</w:t>
+      </w:r>
+    </w:p>
+    <w:p>
+      <w:r>
+        <w:t xml:space="preserve">4.10. </w:t>
+      </w:r>
+      <w:r>
+        <w:t xml:space="preserve">Требования по качеству работ заявляются </w:t>
+      </w:r>
+      <w:r>
+        <w:t xml:space="preserve">в течение одного года</w:t>
+      </w:r>
+      <w:r>
+        <w:t xml:space="preserve"> в силу статьи 725 Гражданского кодекса Российской Федерации. Поставщик работает на рынке </w:t>
+      </w:r>
+      <w:r>
+        <w:t xml:space="preserve">в течение 20 лет</w:t>
+      </w:r>
+      <w:r>
+        <w:t xml:space="preserve">. Окончание отчётного периода — </w:t>
+      </w:r>
+      <w:r>
+        <w:t xml:space="preserve">не позднее 28.03.2027</w:t>
       </w:r>
       <w:r>
         <w:t xml:space="preserve">.</w:t>
@@ -747,7 +1064,7 @@
         <w:t xml:space="preserve">Резервный e-mail: </w:t>
       </w:r>
       <w:r>
-        <w:t xml:space="preserve">ershovа@mail.ru</w:t>
+        <w:t xml:space="preserve">ershovа@corp-tehno.ru</w:t>
       </w:r>
     </w:p>
     <w:p/>
@@ -785,10 +1102,10 @@
         <w:rPr>
           <w:b/>
         </w:rPr>
-        <w:t xml:space="preserve">не позднее 06.12.20</w:t>
-      </w:r>
-      <w:r>
-        <w:t xml:space="preserve">25</w:t>
+        <w:t xml:space="preserve">не позднее 04.09.20</w:t>
+      </w:r>
+      <w:r>
+        <w:t xml:space="preserve">26</w:t>
       </w:r>
       <w:r>
         <w:t xml:space="preserve">.</w:t>
@@ -802,10 +1119,10 @@
         <w:rPr>
           <w:b/>
         </w:rPr>
-        <w:t xml:space="preserve">46/20</w:t>
-      </w:r>
-      <w:r>
-        <w:t xml:space="preserve">23-Д</w:t>
+        <w:t xml:space="preserve">52/20</w:t>
+      </w:r>
+      <w:r>
+        <w:t xml:space="preserve">23-К</w:t>
       </w:r>
       <w:r>
         <w:t xml:space="preserve">.</w:t>
@@ -816,7 +1133,7 @@
         <w:t xml:space="preserve">9.4. Контрольная запись: </w:t>
       </w:r>
       <w:r>
-        <w:t xml:space="preserve">не менее 69700000 (Шестидесяти девяти миллионов семисот ­тыся ч) RUB</w:t>
+        <w:t xml:space="preserve">не менее 73⁠0000  (Семисот тридцати тысяч) RUB</w:t>
       </w:r>
       <w:r>
         <w:t xml:space="preserve">.</w:t>
@@ -879,7 +1196,7 @@
               <w:t xml:space="preserve">Адрес регистрации: </w:t>
             </w:r>
             <w:r>
-              <w:t xml:space="preserve">Тверская обл., Дмитровский р-н, 80 км автодороги М-3 «Дон», стр. 4</w:t>
+              <w:t xml:space="preserve">Московская обл., тер. СНТ «Родник», уч. 184</w:t>
             </w:r>
           </w:p>
           <w:p>
@@ -918,7 +1235,7 @@
               <w:t xml:space="preserve">Тел.: </w:t>
             </w:r>
             <w:r>
-              <w:t xml:space="preserve">+7 (383) 215-80-64</w:t>
+              <w:t xml:space="preserve">+7 (812) 949-62-25</w:t>
             </w:r>
           </w:p>
           <w:p>
@@ -926,7 +1243,7 @@
               <w:t xml:space="preserve">E-mail: </w:t>
             </w:r>
             <w:r>
-              <w:t xml:space="preserve">ershova@yandex.ru</w:t>
+              <w:t xml:space="preserve">ershova@mail.ru</w:t>
             </w:r>
           </w:p>
           <w:p/>
@@ -983,7 +1300,7 @@
               <w:t xml:space="preserve">Адрес регистрации: </w:t>
             </w:r>
             <w:r>
-              <w:t xml:space="preserve">Свердловская обл., тер. СНТ «Родник», уч. 107</w:t>
+              <w:t xml:space="preserve">Новосибирская обл., тер. СНТ «Родник», уч. 254</w:t>
             </w:r>
           </w:p>
           <w:p>
@@ -1022,7 +1339,7 @@
               <w:t xml:space="preserve">Тел.: </w:t>
             </w:r>
             <w:r>
-              <w:t xml:space="preserve">+7 (843) 902-32-11</w:t>
+              <w:t xml:space="preserve">+7 (495) 728-22-14</w:t>
             </w:r>
           </w:p>
           <w:p>
@@ -1030,7 +1347,7 @@
               <w:t xml:space="preserve">E-mail: </w:t>
             </w:r>
             <w:r>
-              <w:t xml:space="preserve">krylova@romashka.ru</w:t>
+              <w:t xml:space="preserve">krylova@corp-tehno.ru</w:t>
             </w:r>
           </w:p>
           <w:p/>
@@ -1089,13 +1406,13 @@
       <w:t xml:space="preserve">ИП Ершова И. А. · </w:t>
     </w:r>
     <w:r>
-      <w:t xml:space="preserve">+7 (383) 780-65-55</w:t>
+      <w:t xml:space="preserve">+7 (812) 765-25-35</w:t>
     </w:r>
     <w:r>
       <w:t xml:space="preserve"> · </w:t>
     </w:r>
     <w:r>
-      <w:t xml:space="preserve">ershova@gmail.com</w:t>
+      <w:t xml:space="preserve">ershova@bk.ru</w:t>
     </w:r>
   </w:p>
 </w:hdr>

--- a/tests/corpus_v2/docs/sale_0008.docx
+++ b/tests/corpus_v2/docs/sale_0008.docx
@@ -1134,6 +1134,37 @@
       </w:r>
       <w:r>
         <w:t xml:space="preserve">не менее 73⁠0000  (Семисот тридцати тысяч) RUB</w:t>
+      </w:r>
+      <w:r>
+        <w:t xml:space="preserve">.</w:t>
+      </w:r>
+    </w:p>
+    <w:p/>
+    <w:p>
+      <w:r>
+        <w:rPr>
+          <w:b/>
+        </w:rPr>
+        <w:t xml:space="preserve">6. ОСОБЫЕ УСЛОВИЯ ОТДЕЛЬНЫХ ВИДОВ ДАННЫХ</w:t>
+      </w:r>
+    </w:p>
+    <w:p>
+      <w:r>
+        <w:t xml:space="preserve">6.1. Полномочия представителя подтверждены доверенностью, реестровый номер </w:t>
+      </w:r>
+      <w:r>
+        <w:t xml:space="preserve">50/121-н/50-2023-4-88</w:t>
+      </w:r>
+      <w:r>
+        <w:t xml:space="preserve">.</w:t>
+      </w:r>
+    </w:p>
+    <w:p>
+      <w:r>
+        <w:t xml:space="preserve">6.2. Для сопоставления в учёте указывается: </w:t>
+      </w:r>
+      <w:r>
+        <w:t xml:space="preserve">ГОСТ Р 52044-2003</w:t>
       </w:r>
       <w:r>
         <w:t xml:space="preserve">.</w:t>

--- a/tests/corpus_v2/docs/sale_0008.docx
+++ b/tests/corpus_v2/docs/sale_0008.docx
@@ -1150,21 +1150,87 @@
     </w:p>
     <w:p>
       <w:r>
-        <w:t xml:space="preserve">6.1. Полномочия представителя подтверждены доверенностью, реестровый номер </w:t>
-      </w:r>
-      <w:r>
-        <w:t xml:space="preserve">50/121-н/50-2023-4-88</w:t>
-      </w:r>
-      <w:r>
-        <w:t xml:space="preserve">.</w:t>
-      </w:r>
-    </w:p>
-    <w:p>
-      <w:r>
-        <w:t xml:space="preserve">6.2. Для сопоставления в учёте указывается: </w:t>
-      </w:r>
-      <w:r>
-        <w:t xml:space="preserve">ГОСТ Р 52044-2003</w:t>
+        <w:t xml:space="preserve">6.1. Работы выполняются на основании ранее заключённого Договора № </w:t>
+      </w:r>
+      <w:r>
+        <w:t xml:space="preserve">2/17</w:t>
+      </w:r>
+      <w:r>
+        <w:t xml:space="preserve"> между теми же сторонами.</w:t>
+      </w:r>
+    </w:p>
+    <w:p>
+      <w:r>
+        <w:t xml:space="preserve">6.2. Первичные документы: </w:t>
+      </w:r>
+      <w:r>
+        <w:t xml:space="preserve">как указано в пункте 4.2 настоящего Договора</w:t>
+      </w:r>
+      <w:r>
+        <w:t xml:space="preserve">.</w:t>
+      </w:r>
+    </w:p>
+    <w:p>
+      <w:r>
+        <w:t xml:space="preserve">6.3. Запись о лицензии внесена в реестр за регистрационным номером </w:t>
+      </w:r>
+      <w:r>
+        <w:t xml:space="preserve">731004592</w:t>
+      </w:r>
+      <w:r>
+        <w:t xml:space="preserve">.</w:t>
+      </w:r>
+    </w:p>
+    <w:p>
+      <w:r>
+        <w:t xml:space="preserve">6.4. Внутренний учёт ведётся отдельно: </w:t>
+      </w:r>
+      <w:r>
+        <w:t xml:space="preserve">инвентарный номер 123456789</w:t>
+      </w:r>
+      <w:r>
+        <w:t xml:space="preserve">.</w:t>
+      </w:r>
+    </w:p>
+    <w:p>
+      <w:r>
+        <w:t xml:space="preserve">6.5. Полномочия представителя подтверждены доверенностью, реестровый номер </w:t>
+      </w:r>
+      <w:r>
+        <w:t xml:space="preserve">78/1445-н/78-2022-12-7</w:t>
+      </w:r>
+      <w:r>
+        <w:t xml:space="preserve">.</w:t>
+      </w:r>
+    </w:p>
+    <w:p>
+      <w:r>
+        <w:t xml:space="preserve">6.6. Для сопоставления в учёте указывается: </w:t>
+      </w:r>
+      <w:r>
+        <w:t xml:space="preserve">срок действия 12/2024-06/2025</w:t>
+      </w:r>
+      <w:r>
+        <w:t xml:space="preserve">.</w:t>
+      </w:r>
+    </w:p>
+    <w:p>
+      <w:r>
+        <w:t xml:space="preserve">6.7. Решение принято большинством в </w:t>
+      </w:r>
+      <w:r>
+        <w:t xml:space="preserve">9 % уставного капитала общества</w:t>
+      </w:r>
+      <w:r>
+        <w:t xml:space="preserve"> от общего числа голосов членов совета директоров.</w:t>
+      </w:r>
+    </w:p>
+    <w:p>
+      <w:r>
+        <w:t xml:space="preserve">6.8. Кворум определяется уставом: </w:t>
+      </w:r>
+      <w:r>
+        <w:t xml:space="preserve">доля брака не превышает 1 % партии</w:t>
       </w:r>
       <w:r>
         <w:t xml:space="preserve">.</w:t>

--- a/tests/corpus_v2/docs/sale_0008.docx
+++ b/tests/corpus_v2/docs/sale_0008.docx
@@ -1150,10 +1150,32 @@
     </w:p>
     <w:p>
       <w:r>
-        <w:t xml:space="preserve">6.1. Работы выполняются на основании ранее заключённого Договора № </w:t>
-      </w:r>
-      <w:r>
-        <w:t xml:space="preserve">2/17</w:t>
+        <w:t xml:space="preserve">6.1. Стороны ранее заключили </w:t>
+      </w:r>
+      <w:r>
+        <w:t xml:space="preserve">договор уступки права требования</w:t>
+      </w:r>
+      <w:r>
+        <w:t xml:space="preserve"> на сопоставимых условиях.</w:t>
+      </w:r>
+    </w:p>
+    <w:p>
+      <w:r>
+        <w:t xml:space="preserve">6.2. Прочие условия: </w:t>
+      </w:r>
+      <w:r>
+        <w:t xml:space="preserve">реквизиты первичных документов приведены в приложении</w:t>
+      </w:r>
+      <w:r>
+        <w:t xml:space="preserve">.</w:t>
+      </w:r>
+    </w:p>
+    <w:p>
+      <w:r>
+        <w:t xml:space="preserve">6.3. Работы выполняются на основании ранее заключённого Договора № </w:t>
+      </w:r>
+      <w:r>
+        <w:t xml:space="preserve">01Ф-00034/16-124Д</w:t>
       </w:r>
       <w:r>
         <w:t xml:space="preserve"> между теми же сторонами.</w:t>
@@ -1161,29 +1183,73 @@
     </w:p>
     <w:p>
       <w:r>
-        <w:t xml:space="preserve">6.2. Первичные документы: </w:t>
-      </w:r>
-      <w:r>
-        <w:t xml:space="preserve">как указано в пункте 4.2 настоящего Договора</w:t>
-      </w:r>
-      <w:r>
-        <w:t xml:space="preserve">.</w:t>
-      </w:r>
-    </w:p>
-    <w:p>
-      <w:r>
-        <w:t xml:space="preserve">6.3. Запись о лицензии внесена в реестр за регистрационным номером </w:t>
-      </w:r>
-      <w:r>
-        <w:t xml:space="preserve">731004592</w:t>
-      </w:r>
-      <w:r>
-        <w:t xml:space="preserve">.</w:t>
-      </w:r>
-    </w:p>
-    <w:p>
-      <w:r>
-        <w:t xml:space="preserve">6.4. Внутренний учёт ведётся отдельно: </w:t>
+        <w:t xml:space="preserve">6.4. Первичные документы: </w:t>
+      </w:r>
+      <w:r>
+        <w:t xml:space="preserve">счёт-фактура выставлена без ссылки на номер</w:t>
+      </w:r>
+      <w:r>
+        <w:t xml:space="preserve">.</w:t>
+      </w:r>
+    </w:p>
+    <w:p>
+      <w:r>
+        <w:t xml:space="preserve">6.5. Паспорт гражданина Российской Федерации выдан </w:t>
+      </w:r>
+      <w:r>
+        <w:t xml:space="preserve">ОУФМС России по Тверской области в Заволжском р-не</w:t>
+      </w:r>
+      <w:r>
+        <w:t xml:space="preserve">, паспорт предъявлен при подписании.</w:t>
+      </w:r>
+    </w:p>
+    <w:p>
+      <w:r>
+        <w:t xml:space="preserve">6.6. Сопутствующие сведения: </w:t>
+      </w:r>
+      <w:r>
+        <w:t xml:space="preserve">паспорт выдан, реквизиты приведены в приложении</w:t>
+      </w:r>
+      <w:r>
+        <w:t xml:space="preserve">.</w:t>
+      </w:r>
+    </w:p>
+    <w:p>
+      <w:r>
+        <w:t xml:space="preserve">6.7. Запись о государственной регистрации внесена регистрирующим органом: </w:t>
+      </w:r>
+      <w:r>
+        <w:t xml:space="preserve">Инспекция ФНС России № 24 по г. Москве</w:t>
+      </w:r>
+      <w:r>
+        <w:t xml:space="preserve">.</w:t>
+      </w:r>
+    </w:p>
+    <w:p>
+      <w:r>
+        <w:t xml:space="preserve">6.8. Общие сведения о регистрации: </w:t>
+      </w:r>
+      <w:r>
+        <w:t xml:space="preserve">сведения о юридическом лице содержатся в ЕГРЮЛ</w:t>
+      </w:r>
+      <w:r>
+        <w:t xml:space="preserve">.</w:t>
+      </w:r>
+    </w:p>
+    <w:p>
+      <w:r>
+        <w:t xml:space="preserve">6.9. Запись о лицензии внесена в реестр за регистрационным номером </w:t>
+      </w:r>
+      <w:r>
+        <w:t xml:space="preserve">144625873</w:t>
+      </w:r>
+      <w:r>
+        <w:t xml:space="preserve">.</w:t>
+      </w:r>
+    </w:p>
+    <w:p>
+      <w:r>
+        <w:t xml:space="preserve">6.10. Внутренний учёт ведётся отдельно: </w:t>
       </w:r>
       <w:r>
         <w:t xml:space="preserve">инвентарный номер 123456789</w:t>
@@ -1194,32 +1260,32 @@
     </w:p>
     <w:p>
       <w:r>
-        <w:t xml:space="preserve">6.5. Полномочия представителя подтверждены доверенностью, реестровый номер </w:t>
-      </w:r>
-      <w:r>
-        <w:t xml:space="preserve">78/1445-н/78-2022-12-7</w:t>
-      </w:r>
-      <w:r>
-        <w:t xml:space="preserve">.</w:t>
-      </w:r>
-    </w:p>
-    <w:p>
-      <w:r>
-        <w:t xml:space="preserve">6.6. Для сопоставления в учёте указывается: </w:t>
-      </w:r>
-      <w:r>
-        <w:t xml:space="preserve">срок действия 12/2024-06/2025</w:t>
-      </w:r>
-      <w:r>
-        <w:t xml:space="preserve">.</w:t>
-      </w:r>
-    </w:p>
-    <w:p>
-      <w:r>
-        <w:t xml:space="preserve">6.7. Решение принято большинством в </w:t>
-      </w:r>
-      <w:r>
-        <w:t xml:space="preserve">9 % уставного капитала общества</w:t>
+        <w:t xml:space="preserve">6.11. Полномочия представителя подтверждены доверенностью, реестровый номер </w:t>
+      </w:r>
+      <w:r>
+        <w:t xml:space="preserve">50/121-н/50-2023-4-88</w:t>
+      </w:r>
+      <w:r>
+        <w:t xml:space="preserve">.</w:t>
+      </w:r>
+    </w:p>
+    <w:p>
+      <w:r>
+        <w:t xml:space="preserve">6.12. Для сопоставления в учёте указывается: </w:t>
+      </w:r>
+      <w:r>
+        <w:t xml:space="preserve">пп. 4/5-1 и 7/2-3 Правил страхования</w:t>
+      </w:r>
+      <w:r>
+        <w:t xml:space="preserve">.</w:t>
+      </w:r>
+    </w:p>
+    <w:p>
+      <w:r>
+        <w:t xml:space="preserve">6.13. Решение принято большинством в </w:t>
+      </w:r>
+      <w:r>
+        <w:t xml:space="preserve">25,5 % голосов от общего числа</w:t>
       </w:r>
       <w:r>
         <w:t xml:space="preserve"> от общего числа голосов членов совета директоров.</w:t>
@@ -1227,7 +1293,7 @@
     </w:p>
     <w:p>
       <w:r>
-        <w:t xml:space="preserve">6.8. Кворум определяется уставом: </w:t>
+        <w:t xml:space="preserve">6.14. Кворум определяется уставом: </w:t>
       </w:r>
       <w:r>
         <w:t xml:space="preserve">доля брака не превышает 1 % партии</w:t>

--- a/tests/corpus_v2/docs/sale_0008.docx
+++ b/tests/corpus_v2/docs/sale_0008.docx
@@ -39,7 +39,7 @@
         <w:t xml:space="preserve">     </w:t>
       </w:r>
       <w:r>
-        <w:t xml:space="preserve">19.10.2025</w:t>
+        <w:t xml:space="preserve">«19» октября 2025 г.</w:t>
       </w:r>
     </w:p>
     <w:p/>
